--- a/JET_A1.docx
+++ b/JET_A1.docx
@@ -55,8 +55,20 @@
           <w:sz w:val="36"/>
           <w:szCs w:val="36"/>
         </w:rPr>
-        <w:t xml:space="preserve"> N°</w:t>
+        <w:t xml:space="preserve"> </w:t>
       </w:r>
+      <w:proofErr w:type="spellStart"/>
+      <w:r>
+        <w:rPr>
+          <w:rFonts w:ascii="Tahoma" w:hAnsi="Tahoma" w:cs="Tahoma"/>
+          <w:b/>
+          <w:bCs/>
+          <w:sz w:val="36"/>
+          <w:szCs w:val="36"/>
+        </w:rPr>
+        <w:t>N°</w:t>
+      </w:r>
+      <w:proofErr w:type="spellEnd"/>
       <w:r>
         <w:rPr>
           <w:rFonts w:ascii="Tahoma" w:hAnsi="Tahoma" w:cs="Tahoma"/>
@@ -206,6 +218,7 @@
         </w:rPr>
         <w:t xml:space="preserve"> </w:t>
       </w:r>
+      <w:proofErr w:type="spellStart"/>
       <w:r>
         <w:rPr>
           <w:rFonts w:ascii="Tahoma" w:hAnsi="Tahoma" w:cs="Tahoma"/>
@@ -215,6 +228,7 @@
         </w:rPr>
         <w:t>Febrero</w:t>
       </w:r>
+      <w:proofErr w:type="spellEnd"/>
       <w:r>
         <w:rPr>
           <w:rFonts w:ascii="Tahoma" w:hAnsi="Tahoma" w:cs="Tahoma"/>
@@ -249,7 +263,27 @@
           <w:szCs w:val="18"/>
           <w:lang w:val="en-US"/>
         </w:rPr>
-        <w:t xml:space="preserve"> - Sustituye Issue 3</w:t>
+        <w:t xml:space="preserve"> - </w:t>
+      </w:r>
+      <w:proofErr w:type="spellStart"/>
+      <w:r>
+        <w:rPr>
+          <w:rFonts w:ascii="Tahoma" w:hAnsi="Tahoma" w:cs="Tahoma"/>
+          <w:sz w:val="18"/>
+          <w:szCs w:val="18"/>
+          <w:lang w:val="en-US"/>
+        </w:rPr>
+        <w:t>Sustituye</w:t>
+      </w:r>
+      <w:proofErr w:type="spellEnd"/>
+      <w:r>
+        <w:rPr>
+          <w:rFonts w:ascii="Tahoma" w:hAnsi="Tahoma" w:cs="Tahoma"/>
+          <w:sz w:val="18"/>
+          <w:szCs w:val="18"/>
+          <w:lang w:val="en-US"/>
+        </w:rPr>
+        <w:t xml:space="preserve"> Issue 3</w:t>
       </w:r>
       <w:r>
         <w:rPr>
@@ -356,7 +390,67 @@
           <w:szCs w:val="18"/>
           <w:lang w:val="en-US"/>
         </w:rPr>
-        <w:t>British Ministry of Defence Standard DEF STAN 91-091/JetA-1, última edición.</w:t>
+        <w:t xml:space="preserve">British Ministry of </w:t>
+      </w:r>
+      <w:proofErr w:type="spellStart"/>
+      <w:r>
+        <w:rPr>
+          <w:rFonts w:ascii="Tahoma" w:hAnsi="Tahoma" w:cs="Tahoma"/>
+          <w:sz w:val="18"/>
+          <w:szCs w:val="18"/>
+          <w:lang w:val="en-US"/>
+        </w:rPr>
+        <w:t>Defence</w:t>
+      </w:r>
+      <w:proofErr w:type="spellEnd"/>
+      <w:r>
+        <w:rPr>
+          <w:rFonts w:ascii="Tahoma" w:hAnsi="Tahoma" w:cs="Tahoma"/>
+          <w:sz w:val="18"/>
+          <w:szCs w:val="18"/>
+          <w:lang w:val="en-US"/>
+        </w:rPr>
+        <w:t xml:space="preserve"> Standard DEF STAN 91-091/JetA-1, </w:t>
+      </w:r>
+      <w:proofErr w:type="spellStart"/>
+      <w:r>
+        <w:rPr>
+          <w:rFonts w:ascii="Tahoma" w:hAnsi="Tahoma" w:cs="Tahoma"/>
+          <w:sz w:val="18"/>
+          <w:szCs w:val="18"/>
+          <w:lang w:val="en-US"/>
+        </w:rPr>
+        <w:t>última</w:t>
+      </w:r>
+      <w:proofErr w:type="spellEnd"/>
+      <w:r>
+        <w:rPr>
+          <w:rFonts w:ascii="Tahoma" w:hAnsi="Tahoma" w:cs="Tahoma"/>
+          <w:sz w:val="18"/>
+          <w:szCs w:val="18"/>
+          <w:lang w:val="en-US"/>
+        </w:rPr>
+        <w:t xml:space="preserve"> </w:t>
+      </w:r>
+      <w:proofErr w:type="spellStart"/>
+      <w:r>
+        <w:rPr>
+          <w:rFonts w:ascii="Tahoma" w:hAnsi="Tahoma" w:cs="Tahoma"/>
+          <w:sz w:val="18"/>
+          <w:szCs w:val="18"/>
+          <w:lang w:val="en-US"/>
+        </w:rPr>
+        <w:t>edición</w:t>
+      </w:r>
+      <w:proofErr w:type="spellEnd"/>
+      <w:r>
+        <w:rPr>
+          <w:rFonts w:ascii="Tahoma" w:hAnsi="Tahoma" w:cs="Tahoma"/>
+          <w:sz w:val="18"/>
+          <w:szCs w:val="18"/>
+          <w:lang w:val="en-US"/>
+        </w:rPr>
+        <w:t>.</w:t>
       </w:r>
     </w:p>
     <w:p>
@@ -406,7 +500,25 @@
           <w:sz w:val="18"/>
           <w:szCs w:val="18"/>
         </w:rPr>
-        <w:t xml:space="preserve"> en la siguiente tabla de resultados que debe leerse en conjunto con las notas del Issue 3</w:t>
+        <w:t xml:space="preserve"> en la siguiente tabla de resultados que debe leerse en conjunto con las notas del </w:t>
+      </w:r>
+      <w:proofErr w:type="spellStart"/>
+      <w:r>
+        <w:rPr>
+          <w:rFonts w:ascii="Tahoma" w:hAnsi="Tahoma" w:cs="Tahoma"/>
+          <w:sz w:val="18"/>
+          <w:szCs w:val="18"/>
+        </w:rPr>
+        <w:t>Issue</w:t>
+      </w:r>
+      <w:proofErr w:type="spellEnd"/>
+      <w:r>
+        <w:rPr>
+          <w:rFonts w:ascii="Tahoma" w:hAnsi="Tahoma" w:cs="Tahoma"/>
+          <w:sz w:val="18"/>
+          <w:szCs w:val="18"/>
+        </w:rPr>
+        <w:t xml:space="preserve"> 3</w:t>
       </w:r>
       <w:r>
         <w:rPr>
@@ -481,8 +593,20 @@
                 <w:sz w:val="18"/>
                 <w:szCs w:val="18"/>
               </w:rPr>
-              <w:t>ELABORACIÓN Nº</w:t>
-            </w:r>
+              <w:t xml:space="preserve">ELABORACIÓN </w:t>
+            </w:r>
+            <w:proofErr w:type="spellStart"/>
+            <w:r>
+              <w:rPr>
+                <w:rFonts w:ascii="Tahoma" w:hAnsi="Tahoma" w:cs="Tahoma"/>
+                <w:b/>
+                <w:bCs/>
+                <w:sz w:val="18"/>
+                <w:szCs w:val="18"/>
+              </w:rPr>
+              <w:t>Nº</w:t>
+            </w:r>
+            <w:proofErr w:type="spellEnd"/>
           </w:p>
         </w:tc>
         <w:tc>
@@ -571,8 +695,20 @@
                 <w:sz w:val="18"/>
                 <w:szCs w:val="18"/>
               </w:rPr>
-              <w:t>TANQUE Nº</w:t>
-            </w:r>
+              <w:t xml:space="preserve">TANQUE </w:t>
+            </w:r>
+            <w:proofErr w:type="spellStart"/>
+            <w:r>
+              <w:rPr>
+                <w:rFonts w:ascii="Tahoma" w:hAnsi="Tahoma" w:cs="Tahoma"/>
+                <w:b/>
+                <w:bCs/>
+                <w:sz w:val="18"/>
+                <w:szCs w:val="18"/>
+              </w:rPr>
+              <w:t>Nº</w:t>
+            </w:r>
+            <w:proofErr w:type="spellEnd"/>
           </w:p>
         </w:tc>
         <w:tc>
@@ -652,6 +788,7 @@
                 <w:szCs w:val="18"/>
               </w:rPr>
             </w:pPr>
+            <w:proofErr w:type="spellStart"/>
             <w:r>
               <w:rPr>
                 <w:rFonts w:ascii="Tahoma" w:hAnsi="Tahoma" w:cs="Tahoma"/>
@@ -660,7 +797,18 @@
                 <w:sz w:val="18"/>
                 <w:szCs w:val="18"/>
               </w:rPr>
-              <w:t>Nº LIMS</w:t>
+              <w:t>Nº</w:t>
+            </w:r>
+            <w:proofErr w:type="spellEnd"/>
+            <w:r>
+              <w:rPr>
+                <w:rFonts w:ascii="Tahoma" w:hAnsi="Tahoma" w:cs="Tahoma"/>
+                <w:b/>
+                <w:bCs/>
+                <w:sz w:val="18"/>
+                <w:szCs w:val="18"/>
+              </w:rPr>
+              <w:t xml:space="preserve"> LIMS</w:t>
             </w:r>
           </w:p>
         </w:tc>
@@ -1367,7 +1515,169 @@
                 <w:sz w:val="18"/>
                 <w:szCs w:val="18"/>
               </w:rPr>
-              <w:t>Claro, brillante y visualmente libre de materia sólida y agua no disuelta a temperatura ambiente / Clear, bright and visually free from solid matter and undissolved water at ambient temperature.</w:t>
+              <w:t xml:space="preserve">Claro, brillante y visualmente libre de materia sólida y agua no disuelta a temperatura ambiente / Clear, </w:t>
+            </w:r>
+            <w:proofErr w:type="spellStart"/>
+            <w:r>
+              <w:rPr>
+                <w:rFonts w:ascii="Tahoma" w:hAnsi="Tahoma" w:cs="Tahoma"/>
+                <w:sz w:val="18"/>
+                <w:szCs w:val="18"/>
+              </w:rPr>
+              <w:t>bright</w:t>
+            </w:r>
+            <w:proofErr w:type="spellEnd"/>
+            <w:r>
+              <w:rPr>
+                <w:rFonts w:ascii="Tahoma" w:hAnsi="Tahoma" w:cs="Tahoma"/>
+                <w:sz w:val="18"/>
+                <w:szCs w:val="18"/>
+              </w:rPr>
+              <w:t xml:space="preserve"> and </w:t>
+            </w:r>
+            <w:proofErr w:type="spellStart"/>
+            <w:r>
+              <w:rPr>
+                <w:rFonts w:ascii="Tahoma" w:hAnsi="Tahoma" w:cs="Tahoma"/>
+                <w:sz w:val="18"/>
+                <w:szCs w:val="18"/>
+              </w:rPr>
+              <w:t>visually</w:t>
+            </w:r>
+            <w:proofErr w:type="spellEnd"/>
+            <w:r>
+              <w:rPr>
+                <w:rFonts w:ascii="Tahoma" w:hAnsi="Tahoma" w:cs="Tahoma"/>
+                <w:sz w:val="18"/>
+                <w:szCs w:val="18"/>
+              </w:rPr>
+              <w:t xml:space="preserve"> free </w:t>
+            </w:r>
+            <w:proofErr w:type="spellStart"/>
+            <w:r>
+              <w:rPr>
+                <w:rFonts w:ascii="Tahoma" w:hAnsi="Tahoma" w:cs="Tahoma"/>
+                <w:sz w:val="18"/>
+                <w:szCs w:val="18"/>
+              </w:rPr>
+              <w:t>from</w:t>
+            </w:r>
+            <w:proofErr w:type="spellEnd"/>
+            <w:r>
+              <w:rPr>
+                <w:rFonts w:ascii="Tahoma" w:hAnsi="Tahoma" w:cs="Tahoma"/>
+                <w:sz w:val="18"/>
+                <w:szCs w:val="18"/>
+              </w:rPr>
+              <w:t xml:space="preserve"> </w:t>
+            </w:r>
+            <w:proofErr w:type="spellStart"/>
+            <w:r>
+              <w:rPr>
+                <w:rFonts w:ascii="Tahoma" w:hAnsi="Tahoma" w:cs="Tahoma"/>
+                <w:sz w:val="18"/>
+                <w:szCs w:val="18"/>
+              </w:rPr>
+              <w:t>solid</w:t>
+            </w:r>
+            <w:proofErr w:type="spellEnd"/>
+            <w:r>
+              <w:rPr>
+                <w:rFonts w:ascii="Tahoma" w:hAnsi="Tahoma" w:cs="Tahoma"/>
+                <w:sz w:val="18"/>
+                <w:szCs w:val="18"/>
+              </w:rPr>
+              <w:t xml:space="preserve"> </w:t>
+            </w:r>
+            <w:proofErr w:type="spellStart"/>
+            <w:r>
+              <w:rPr>
+                <w:rFonts w:ascii="Tahoma" w:hAnsi="Tahoma" w:cs="Tahoma"/>
+                <w:sz w:val="18"/>
+                <w:szCs w:val="18"/>
+              </w:rPr>
+              <w:t>matter</w:t>
+            </w:r>
+            <w:proofErr w:type="spellEnd"/>
+            <w:r>
+              <w:rPr>
+                <w:rFonts w:ascii="Tahoma" w:hAnsi="Tahoma" w:cs="Tahoma"/>
+                <w:sz w:val="18"/>
+                <w:szCs w:val="18"/>
+              </w:rPr>
+              <w:t xml:space="preserve"> and </w:t>
+            </w:r>
+            <w:proofErr w:type="spellStart"/>
+            <w:r>
+              <w:rPr>
+                <w:rFonts w:ascii="Tahoma" w:hAnsi="Tahoma" w:cs="Tahoma"/>
+                <w:sz w:val="18"/>
+                <w:szCs w:val="18"/>
+              </w:rPr>
+              <w:t>undissolved</w:t>
+            </w:r>
+            <w:proofErr w:type="spellEnd"/>
+            <w:r>
+              <w:rPr>
+                <w:rFonts w:ascii="Tahoma" w:hAnsi="Tahoma" w:cs="Tahoma"/>
+                <w:sz w:val="18"/>
+                <w:szCs w:val="18"/>
+              </w:rPr>
+              <w:t xml:space="preserve"> </w:t>
+            </w:r>
+            <w:proofErr w:type="spellStart"/>
+            <w:r>
+              <w:rPr>
+                <w:rFonts w:ascii="Tahoma" w:hAnsi="Tahoma" w:cs="Tahoma"/>
+                <w:sz w:val="18"/>
+                <w:szCs w:val="18"/>
+              </w:rPr>
+              <w:t>water</w:t>
+            </w:r>
+            <w:proofErr w:type="spellEnd"/>
+            <w:r>
+              <w:rPr>
+                <w:rFonts w:ascii="Tahoma" w:hAnsi="Tahoma" w:cs="Tahoma"/>
+                <w:sz w:val="18"/>
+                <w:szCs w:val="18"/>
+              </w:rPr>
+              <w:t xml:space="preserve"> at </w:t>
+            </w:r>
+            <w:proofErr w:type="spellStart"/>
+            <w:r>
+              <w:rPr>
+                <w:rFonts w:ascii="Tahoma" w:hAnsi="Tahoma" w:cs="Tahoma"/>
+                <w:sz w:val="18"/>
+                <w:szCs w:val="18"/>
+              </w:rPr>
+              <w:t>ambient</w:t>
+            </w:r>
+            <w:proofErr w:type="spellEnd"/>
+            <w:r>
+              <w:rPr>
+                <w:rFonts w:ascii="Tahoma" w:hAnsi="Tahoma" w:cs="Tahoma"/>
+                <w:sz w:val="18"/>
+                <w:szCs w:val="18"/>
+              </w:rPr>
+              <w:t xml:space="preserve"> </w:t>
+            </w:r>
+            <w:proofErr w:type="spellStart"/>
+            <w:r>
+              <w:rPr>
+                <w:rFonts w:ascii="Tahoma" w:hAnsi="Tahoma" w:cs="Tahoma"/>
+                <w:sz w:val="18"/>
+                <w:szCs w:val="18"/>
+              </w:rPr>
+              <w:t>temperature</w:t>
+            </w:r>
+            <w:proofErr w:type="spellEnd"/>
+            <w:r>
+              <w:rPr>
+                <w:rFonts w:ascii="Tahoma" w:hAnsi="Tahoma" w:cs="Tahoma"/>
+                <w:sz w:val="18"/>
+                <w:szCs w:val="18"/>
+              </w:rPr>
+              <w:t>.</w:t>
             </w:r>
           </w:p>
         </w:tc>
@@ -1397,7 +1707,169 @@
                 <w:sz w:val="18"/>
                 <w:szCs w:val="18"/>
               </w:rPr>
-              <w:t>Claro, brillante y visualmente libre de materia sólida y agua no disuelta a temperatura ambiente / Clear, bright and visually free from solid matter and undissolved water at ambient temperature.</w:t>
+              <w:t xml:space="preserve">Claro, brillante y visualmente libre de materia sólida y agua no disuelta a temperatura ambiente / Clear, </w:t>
+            </w:r>
+            <w:proofErr w:type="spellStart"/>
+            <w:r>
+              <w:rPr>
+                <w:rFonts w:ascii="Tahoma" w:hAnsi="Tahoma" w:cs="Tahoma"/>
+                <w:sz w:val="18"/>
+                <w:szCs w:val="18"/>
+              </w:rPr>
+              <w:t>bright</w:t>
+            </w:r>
+            <w:proofErr w:type="spellEnd"/>
+            <w:r>
+              <w:rPr>
+                <w:rFonts w:ascii="Tahoma" w:hAnsi="Tahoma" w:cs="Tahoma"/>
+                <w:sz w:val="18"/>
+                <w:szCs w:val="18"/>
+              </w:rPr>
+              <w:t xml:space="preserve"> and </w:t>
+            </w:r>
+            <w:proofErr w:type="spellStart"/>
+            <w:r>
+              <w:rPr>
+                <w:rFonts w:ascii="Tahoma" w:hAnsi="Tahoma" w:cs="Tahoma"/>
+                <w:sz w:val="18"/>
+                <w:szCs w:val="18"/>
+              </w:rPr>
+              <w:t>visually</w:t>
+            </w:r>
+            <w:proofErr w:type="spellEnd"/>
+            <w:r>
+              <w:rPr>
+                <w:rFonts w:ascii="Tahoma" w:hAnsi="Tahoma" w:cs="Tahoma"/>
+                <w:sz w:val="18"/>
+                <w:szCs w:val="18"/>
+              </w:rPr>
+              <w:t xml:space="preserve"> free </w:t>
+            </w:r>
+            <w:proofErr w:type="spellStart"/>
+            <w:r>
+              <w:rPr>
+                <w:rFonts w:ascii="Tahoma" w:hAnsi="Tahoma" w:cs="Tahoma"/>
+                <w:sz w:val="18"/>
+                <w:szCs w:val="18"/>
+              </w:rPr>
+              <w:t>from</w:t>
+            </w:r>
+            <w:proofErr w:type="spellEnd"/>
+            <w:r>
+              <w:rPr>
+                <w:rFonts w:ascii="Tahoma" w:hAnsi="Tahoma" w:cs="Tahoma"/>
+                <w:sz w:val="18"/>
+                <w:szCs w:val="18"/>
+              </w:rPr>
+              <w:t xml:space="preserve"> </w:t>
+            </w:r>
+            <w:proofErr w:type="spellStart"/>
+            <w:r>
+              <w:rPr>
+                <w:rFonts w:ascii="Tahoma" w:hAnsi="Tahoma" w:cs="Tahoma"/>
+                <w:sz w:val="18"/>
+                <w:szCs w:val="18"/>
+              </w:rPr>
+              <w:t>solid</w:t>
+            </w:r>
+            <w:proofErr w:type="spellEnd"/>
+            <w:r>
+              <w:rPr>
+                <w:rFonts w:ascii="Tahoma" w:hAnsi="Tahoma" w:cs="Tahoma"/>
+                <w:sz w:val="18"/>
+                <w:szCs w:val="18"/>
+              </w:rPr>
+              <w:t xml:space="preserve"> </w:t>
+            </w:r>
+            <w:proofErr w:type="spellStart"/>
+            <w:r>
+              <w:rPr>
+                <w:rFonts w:ascii="Tahoma" w:hAnsi="Tahoma" w:cs="Tahoma"/>
+                <w:sz w:val="18"/>
+                <w:szCs w:val="18"/>
+              </w:rPr>
+              <w:t>matter</w:t>
+            </w:r>
+            <w:proofErr w:type="spellEnd"/>
+            <w:r>
+              <w:rPr>
+                <w:rFonts w:ascii="Tahoma" w:hAnsi="Tahoma" w:cs="Tahoma"/>
+                <w:sz w:val="18"/>
+                <w:szCs w:val="18"/>
+              </w:rPr>
+              <w:t xml:space="preserve"> and </w:t>
+            </w:r>
+            <w:proofErr w:type="spellStart"/>
+            <w:r>
+              <w:rPr>
+                <w:rFonts w:ascii="Tahoma" w:hAnsi="Tahoma" w:cs="Tahoma"/>
+                <w:sz w:val="18"/>
+                <w:szCs w:val="18"/>
+              </w:rPr>
+              <w:t>undissolved</w:t>
+            </w:r>
+            <w:proofErr w:type="spellEnd"/>
+            <w:r>
+              <w:rPr>
+                <w:rFonts w:ascii="Tahoma" w:hAnsi="Tahoma" w:cs="Tahoma"/>
+                <w:sz w:val="18"/>
+                <w:szCs w:val="18"/>
+              </w:rPr>
+              <w:t xml:space="preserve"> </w:t>
+            </w:r>
+            <w:proofErr w:type="spellStart"/>
+            <w:r>
+              <w:rPr>
+                <w:rFonts w:ascii="Tahoma" w:hAnsi="Tahoma" w:cs="Tahoma"/>
+                <w:sz w:val="18"/>
+                <w:szCs w:val="18"/>
+              </w:rPr>
+              <w:t>water</w:t>
+            </w:r>
+            <w:proofErr w:type="spellEnd"/>
+            <w:r>
+              <w:rPr>
+                <w:rFonts w:ascii="Tahoma" w:hAnsi="Tahoma" w:cs="Tahoma"/>
+                <w:sz w:val="18"/>
+                <w:szCs w:val="18"/>
+              </w:rPr>
+              <w:t xml:space="preserve"> at </w:t>
+            </w:r>
+            <w:proofErr w:type="spellStart"/>
+            <w:r>
+              <w:rPr>
+                <w:rFonts w:ascii="Tahoma" w:hAnsi="Tahoma" w:cs="Tahoma"/>
+                <w:sz w:val="18"/>
+                <w:szCs w:val="18"/>
+              </w:rPr>
+              <w:t>ambient</w:t>
+            </w:r>
+            <w:proofErr w:type="spellEnd"/>
+            <w:r>
+              <w:rPr>
+                <w:rFonts w:ascii="Tahoma" w:hAnsi="Tahoma" w:cs="Tahoma"/>
+                <w:sz w:val="18"/>
+                <w:szCs w:val="18"/>
+              </w:rPr>
+              <w:t xml:space="preserve"> </w:t>
+            </w:r>
+            <w:proofErr w:type="spellStart"/>
+            <w:r>
+              <w:rPr>
+                <w:rFonts w:ascii="Tahoma" w:hAnsi="Tahoma" w:cs="Tahoma"/>
+                <w:sz w:val="18"/>
+                <w:szCs w:val="18"/>
+              </w:rPr>
+              <w:t>temperature</w:t>
+            </w:r>
+            <w:proofErr w:type="spellEnd"/>
+            <w:r>
+              <w:rPr>
+                <w:rFonts w:ascii="Tahoma" w:hAnsi="Tahoma" w:cs="Tahoma"/>
+                <w:sz w:val="18"/>
+                <w:szCs w:val="18"/>
+              </w:rPr>
+              <w:t>.</w:t>
             </w:r>
           </w:p>
         </w:tc>
@@ -2019,6 +2491,7 @@
               </w:rPr>
               <w:t xml:space="preserve">≥ 4 </w:t>
             </w:r>
+            <w:proofErr w:type="spellStart"/>
             <w:r>
               <w:rPr>
                 <w:rFonts w:ascii="Tahoma" w:hAnsi="Tahoma" w:cs="Tahoma"/>
@@ -2027,6 +2500,7 @@
               </w:rPr>
               <w:t>μm</w:t>
             </w:r>
+            <w:proofErr w:type="spellEnd"/>
             <w:r>
               <w:rPr>
                 <w:rFonts w:ascii="Tahoma" w:hAnsi="Tahoma" w:cs="Tahoma"/>
@@ -2179,6 +2653,7 @@
               </w:rPr>
               <w:t xml:space="preserve">≥ 6 </w:t>
             </w:r>
+            <w:proofErr w:type="spellStart"/>
             <w:r>
               <w:rPr>
                 <w:rFonts w:ascii="Tahoma" w:hAnsi="Tahoma" w:cs="Tahoma"/>
@@ -2187,6 +2662,7 @@
               </w:rPr>
               <w:t>μm</w:t>
             </w:r>
+            <w:proofErr w:type="spellEnd"/>
             <w:r>
               <w:rPr>
                 <w:rFonts w:ascii="Tahoma" w:hAnsi="Tahoma" w:cs="Tahoma"/>
@@ -2339,6 +2815,7 @@
               </w:rPr>
               <w:t xml:space="preserve">≥ 14 </w:t>
             </w:r>
+            <w:proofErr w:type="spellStart"/>
             <w:r>
               <w:rPr>
                 <w:rFonts w:ascii="Tahoma" w:hAnsi="Tahoma" w:cs="Tahoma"/>
@@ -2347,6 +2824,7 @@
               </w:rPr>
               <w:t>μm</w:t>
             </w:r>
+            <w:proofErr w:type="spellEnd"/>
             <w:r>
               <w:rPr>
                 <w:rFonts w:ascii="Tahoma" w:hAnsi="Tahoma" w:cs="Tahoma"/>
@@ -2499,6 +2977,7 @@
               </w:rPr>
               <w:t xml:space="preserve">≥ 21 </w:t>
             </w:r>
+            <w:proofErr w:type="spellStart"/>
             <w:r>
               <w:rPr>
                 <w:rFonts w:ascii="Tahoma" w:hAnsi="Tahoma" w:cs="Tahoma"/>
@@ -2507,6 +2986,7 @@
               </w:rPr>
               <w:t>μm</w:t>
             </w:r>
+            <w:proofErr w:type="spellEnd"/>
             <w:r>
               <w:rPr>
                 <w:rFonts w:ascii="Tahoma" w:hAnsi="Tahoma" w:cs="Tahoma"/>
@@ -2659,6 +3139,7 @@
               </w:rPr>
               <w:t xml:space="preserve">≥ 25 </w:t>
             </w:r>
+            <w:proofErr w:type="spellStart"/>
             <w:r>
               <w:rPr>
                 <w:rFonts w:ascii="Tahoma" w:hAnsi="Tahoma" w:cs="Tahoma"/>
@@ -2667,6 +3148,7 @@
               </w:rPr>
               <w:t>μm</w:t>
             </w:r>
+            <w:proofErr w:type="spellEnd"/>
             <w:r>
               <w:rPr>
                 <w:rFonts w:ascii="Tahoma" w:hAnsi="Tahoma" w:cs="Tahoma"/>
@@ -2819,6 +3301,7 @@
               </w:rPr>
               <w:t xml:space="preserve">≥ 30 </w:t>
             </w:r>
+            <w:proofErr w:type="spellStart"/>
             <w:r>
               <w:rPr>
                 <w:rFonts w:ascii="Tahoma" w:hAnsi="Tahoma" w:cs="Tahoma"/>
@@ -2827,6 +3310,7 @@
               </w:rPr>
               <w:t>μm</w:t>
             </w:r>
+            <w:proofErr w:type="spellEnd"/>
             <w:r>
               <w:rPr>
                 <w:rFonts w:ascii="Tahoma" w:hAnsi="Tahoma" w:cs="Tahoma"/>
@@ -3835,8 +4319,19 @@
                 <w:sz w:val="18"/>
                 <w:szCs w:val="18"/>
               </w:rPr>
-              <w:t>Azufre mercaptan</w:t>
-            </w:r>
+              <w:t xml:space="preserve">Azufre </w:t>
+            </w:r>
+            <w:proofErr w:type="spellStart"/>
+            <w:r>
+              <w:rPr>
+                <w:rFonts w:ascii="Tahoma" w:hAnsi="Tahoma" w:cs="Tahoma"/>
+                <w:color w:val="000000"/>
+                <w:sz w:val="18"/>
+                <w:szCs w:val="18"/>
+              </w:rPr>
+              <w:t>mercaptan</w:t>
+            </w:r>
+            <w:proofErr w:type="spellEnd"/>
             <w:r>
               <w:rPr>
                 <w:rFonts w:ascii="Tahoma" w:hAnsi="Tahoma" w:cs="Tahoma"/>
@@ -4351,8 +4846,19 @@
                 <w:sz w:val="18"/>
                 <w:szCs w:val="18"/>
               </w:rPr>
-              <w:t>Componentes No Hidroprocesados</w:t>
-            </w:r>
+              <w:t xml:space="preserve">Componentes No </w:t>
+            </w:r>
+            <w:proofErr w:type="spellStart"/>
+            <w:r>
+              <w:rPr>
+                <w:rFonts w:ascii="Tahoma" w:hAnsi="Tahoma" w:cs="Tahoma"/>
+                <w:color w:val="000000"/>
+                <w:sz w:val="18"/>
+                <w:szCs w:val="18"/>
+              </w:rPr>
+              <w:t>Hidroprocesados</w:t>
+            </w:r>
+            <w:proofErr w:type="spellEnd"/>
             <w:r>
               <w:rPr>
                 <w:rFonts w:ascii="Tahoma" w:hAnsi="Tahoma" w:cs="Tahoma"/>
@@ -4521,7 +5027,27 @@
                 <w:sz w:val="18"/>
                 <w:szCs w:val="18"/>
               </w:rPr>
-              <w:t xml:space="preserve">Severamente Hidroprocesados </w:t>
+              <w:t xml:space="preserve">Severamente </w:t>
+            </w:r>
+            <w:proofErr w:type="spellStart"/>
+            <w:r>
+              <w:rPr>
+                <w:rFonts w:ascii="Tahoma" w:hAnsi="Tahoma" w:cs="Tahoma"/>
+                <w:color w:val="000000"/>
+                <w:sz w:val="18"/>
+                <w:szCs w:val="18"/>
+              </w:rPr>
+              <w:t>Hidroprocesados</w:t>
+            </w:r>
+            <w:proofErr w:type="spellEnd"/>
+            <w:r>
+              <w:rPr>
+                <w:rFonts w:ascii="Tahoma" w:hAnsi="Tahoma" w:cs="Tahoma"/>
+                <w:color w:val="000000"/>
+                <w:sz w:val="18"/>
+                <w:szCs w:val="18"/>
+              </w:rPr>
+              <w:t xml:space="preserve"> </w:t>
             </w:r>
             <w:r>
               <w:rPr>
@@ -5715,7 +6241,27 @@
                 <w:sz w:val="18"/>
                 <w:szCs w:val="18"/>
               </w:rPr>
-              <w:t xml:space="preserve"> (ºC)</w:t>
+              <w:t xml:space="preserve"> (</w:t>
+            </w:r>
+            <w:proofErr w:type="spellStart"/>
+            <w:r>
+              <w:rPr>
+                <w:rFonts w:ascii="Tahoma" w:hAnsi="Tahoma" w:cs="Tahoma"/>
+                <w:color w:val="000000"/>
+                <w:sz w:val="18"/>
+                <w:szCs w:val="18"/>
+              </w:rPr>
+              <w:t>ºC</w:t>
+            </w:r>
+            <w:proofErr w:type="spellEnd"/>
+            <w:r>
+              <w:rPr>
+                <w:rFonts w:ascii="Tahoma" w:hAnsi="Tahoma" w:cs="Tahoma"/>
+                <w:color w:val="000000"/>
+                <w:sz w:val="18"/>
+                <w:szCs w:val="18"/>
+              </w:rPr>
+              <w:t>)</w:t>
             </w:r>
           </w:p>
         </w:tc>
@@ -5879,7 +6425,27 @@
                 <w:sz w:val="18"/>
                 <w:szCs w:val="18"/>
               </w:rPr>
-              <w:t xml:space="preserve"> (ºC)</w:t>
+              <w:t xml:space="preserve"> (</w:t>
+            </w:r>
+            <w:proofErr w:type="spellStart"/>
+            <w:r>
+              <w:rPr>
+                <w:rFonts w:ascii="Tahoma" w:hAnsi="Tahoma" w:cs="Tahoma"/>
+                <w:color w:val="000000"/>
+                <w:sz w:val="18"/>
+                <w:szCs w:val="18"/>
+              </w:rPr>
+              <w:t>ºC</w:t>
+            </w:r>
+            <w:proofErr w:type="spellEnd"/>
+            <w:r>
+              <w:rPr>
+                <w:rFonts w:ascii="Tahoma" w:hAnsi="Tahoma" w:cs="Tahoma"/>
+                <w:color w:val="000000"/>
+                <w:sz w:val="18"/>
+                <w:szCs w:val="18"/>
+              </w:rPr>
+              <w:t>)</w:t>
             </w:r>
             <w:r>
               <w:rPr>
@@ -6036,7 +6602,27 @@
                 <w:sz w:val="18"/>
                 <w:szCs w:val="18"/>
               </w:rPr>
-              <w:t>(ºC)</w:t>
+              <w:t>(</w:t>
+            </w:r>
+            <w:proofErr w:type="spellStart"/>
+            <w:r>
+              <w:rPr>
+                <w:rFonts w:ascii="Tahoma" w:hAnsi="Tahoma" w:cs="Tahoma"/>
+                <w:color w:val="000000"/>
+                <w:sz w:val="18"/>
+                <w:szCs w:val="18"/>
+              </w:rPr>
+              <w:t>ºC</w:t>
+            </w:r>
+            <w:proofErr w:type="spellEnd"/>
+            <w:r>
+              <w:rPr>
+                <w:rFonts w:ascii="Tahoma" w:hAnsi="Tahoma" w:cs="Tahoma"/>
+                <w:color w:val="000000"/>
+                <w:sz w:val="18"/>
+                <w:szCs w:val="18"/>
+              </w:rPr>
+              <w:t>)</w:t>
             </w:r>
             <w:r>
               <w:rPr>
@@ -6193,7 +6779,27 @@
                 <w:sz w:val="18"/>
                 <w:szCs w:val="18"/>
               </w:rPr>
-              <w:t>(% vol)</w:t>
+              <w:t xml:space="preserve">(% </w:t>
+            </w:r>
+            <w:proofErr w:type="spellStart"/>
+            <w:r>
+              <w:rPr>
+                <w:rFonts w:ascii="Tahoma" w:hAnsi="Tahoma" w:cs="Tahoma"/>
+                <w:color w:val="000000"/>
+                <w:sz w:val="18"/>
+                <w:szCs w:val="18"/>
+              </w:rPr>
+              <w:t>vol</w:t>
+            </w:r>
+            <w:proofErr w:type="spellEnd"/>
+            <w:r>
+              <w:rPr>
+                <w:rFonts w:ascii="Tahoma" w:hAnsi="Tahoma" w:cs="Tahoma"/>
+                <w:color w:val="000000"/>
+                <w:sz w:val="18"/>
+                <w:szCs w:val="18"/>
+              </w:rPr>
+              <w:t>)</w:t>
             </w:r>
           </w:p>
         </w:tc>
@@ -6357,7 +6963,27 @@
                 <w:sz w:val="18"/>
                 <w:szCs w:val="18"/>
               </w:rPr>
-              <w:t>(% vol)</w:t>
+              <w:t xml:space="preserve">(% </w:t>
+            </w:r>
+            <w:proofErr w:type="spellStart"/>
+            <w:r>
+              <w:rPr>
+                <w:rFonts w:ascii="Tahoma" w:hAnsi="Tahoma" w:cs="Tahoma"/>
+                <w:color w:val="000000"/>
+                <w:sz w:val="18"/>
+                <w:szCs w:val="18"/>
+              </w:rPr>
+              <w:t>vol</w:t>
+            </w:r>
+            <w:proofErr w:type="spellEnd"/>
+            <w:r>
+              <w:rPr>
+                <w:rFonts w:ascii="Tahoma" w:hAnsi="Tahoma" w:cs="Tahoma"/>
+                <w:color w:val="000000"/>
+                <w:sz w:val="18"/>
+                <w:szCs w:val="18"/>
+              </w:rPr>
+              <w:t>)</w:t>
             </w:r>
           </w:p>
         </w:tc>
@@ -6521,7 +7147,27 @@
                 <w:sz w:val="18"/>
                 <w:szCs w:val="18"/>
               </w:rPr>
-              <w:t>(% vol)</w:t>
+              <w:t xml:space="preserve">(% </w:t>
+            </w:r>
+            <w:proofErr w:type="spellStart"/>
+            <w:r>
+              <w:rPr>
+                <w:rFonts w:ascii="Tahoma" w:hAnsi="Tahoma" w:cs="Tahoma"/>
+                <w:color w:val="000000"/>
+                <w:sz w:val="18"/>
+                <w:szCs w:val="18"/>
+              </w:rPr>
+              <w:t>vol</w:t>
+            </w:r>
+            <w:proofErr w:type="spellEnd"/>
+            <w:r>
+              <w:rPr>
+                <w:rFonts w:ascii="Tahoma" w:hAnsi="Tahoma" w:cs="Tahoma"/>
+                <w:color w:val="000000"/>
+                <w:sz w:val="18"/>
+                <w:szCs w:val="18"/>
+              </w:rPr>
+              <w:t>)</w:t>
             </w:r>
             <w:r>
               <w:rPr>
@@ -6683,7 +7329,27 @@
                 <w:sz w:val="18"/>
                 <w:szCs w:val="18"/>
               </w:rPr>
-              <w:t xml:space="preserve"> (ºC)</w:t>
+              <w:t xml:space="preserve"> (</w:t>
+            </w:r>
+            <w:proofErr w:type="spellStart"/>
+            <w:r>
+              <w:rPr>
+                <w:rFonts w:ascii="Tahoma" w:hAnsi="Tahoma" w:cs="Tahoma"/>
+                <w:color w:val="000000"/>
+                <w:sz w:val="18"/>
+                <w:szCs w:val="18"/>
+              </w:rPr>
+              <w:t>ºC</w:t>
+            </w:r>
+            <w:proofErr w:type="spellEnd"/>
+            <w:r>
+              <w:rPr>
+                <w:rFonts w:ascii="Tahoma" w:hAnsi="Tahoma" w:cs="Tahoma"/>
+                <w:color w:val="000000"/>
+                <w:sz w:val="18"/>
+                <w:szCs w:val="18"/>
+              </w:rPr>
+              <w:t>)</w:t>
             </w:r>
           </w:p>
         </w:tc>
@@ -7300,7 +7966,27 @@
                 <w:sz w:val="18"/>
                 <w:szCs w:val="18"/>
               </w:rPr>
-              <w:t>(ºC)</w:t>
+              <w:t>(</w:t>
+            </w:r>
+            <w:proofErr w:type="spellStart"/>
+            <w:r>
+              <w:rPr>
+                <w:rFonts w:ascii="Tahoma" w:hAnsi="Tahoma" w:cs="Tahoma"/>
+                <w:color w:val="000000"/>
+                <w:sz w:val="18"/>
+                <w:szCs w:val="18"/>
+              </w:rPr>
+              <w:t>ºC</w:t>
+            </w:r>
+            <w:proofErr w:type="spellEnd"/>
+            <w:r>
+              <w:rPr>
+                <w:rFonts w:ascii="Tahoma" w:hAnsi="Tahoma" w:cs="Tahoma"/>
+                <w:color w:val="000000"/>
+                <w:sz w:val="18"/>
+                <w:szCs w:val="18"/>
+              </w:rPr>
+              <w:t>)</w:t>
             </w:r>
           </w:p>
         </w:tc>
@@ -7576,7 +8262,27 @@
                 <w:sz w:val="18"/>
                 <w:szCs w:val="18"/>
               </w:rPr>
-              <w:t>/s – cSt)</w:t>
+              <w:t xml:space="preserve">/s – </w:t>
+            </w:r>
+            <w:proofErr w:type="spellStart"/>
+            <w:r>
+              <w:rPr>
+                <w:rFonts w:ascii="Tahoma" w:hAnsi="Tahoma" w:cs="Tahoma"/>
+                <w:color w:val="000000"/>
+                <w:sz w:val="18"/>
+                <w:szCs w:val="18"/>
+              </w:rPr>
+              <w:t>cSt</w:t>
+            </w:r>
+            <w:proofErr w:type="spellEnd"/>
+            <w:r>
+              <w:rPr>
+                <w:rFonts w:ascii="Tahoma" w:hAnsi="Tahoma" w:cs="Tahoma"/>
+                <w:color w:val="000000"/>
+                <w:sz w:val="18"/>
+                <w:szCs w:val="18"/>
+              </w:rPr>
+              <w:t>)</w:t>
             </w:r>
           </w:p>
         </w:tc>
@@ -8688,7 +9394,27 @@
                 <w:sz w:val="18"/>
                 <w:szCs w:val="18"/>
               </w:rPr>
-              <w:t xml:space="preserve"> (% vol)</w:t>
+              <w:t xml:space="preserve"> (% </w:t>
+            </w:r>
+            <w:proofErr w:type="spellStart"/>
+            <w:r>
+              <w:rPr>
+                <w:rFonts w:ascii="Tahoma" w:hAnsi="Tahoma" w:cs="Tahoma"/>
+                <w:color w:val="000000"/>
+                <w:sz w:val="18"/>
+                <w:szCs w:val="18"/>
+              </w:rPr>
+              <w:t>vol</w:t>
+            </w:r>
+            <w:proofErr w:type="spellEnd"/>
+            <w:r>
+              <w:rPr>
+                <w:rFonts w:ascii="Tahoma" w:hAnsi="Tahoma" w:cs="Tahoma"/>
+                <w:color w:val="000000"/>
+                <w:sz w:val="18"/>
+                <w:szCs w:val="18"/>
+              </w:rPr>
+              <w:t>)</w:t>
             </w:r>
           </w:p>
         </w:tc>
@@ -9080,14 +9806,25 @@
               </w:rPr>
               <w:t xml:space="preserve"> </w:t>
             </w:r>
-            <w:r>
-              <w:rPr>
-                <w:rFonts w:ascii="Tahoma" w:hAnsi="Tahoma" w:cs="Tahoma"/>
-                <w:color w:val="000000"/>
-                <w:sz w:val="18"/>
-                <w:szCs w:val="18"/>
-              </w:rPr>
-              <w:t>ºC)</w:t>
+            <w:proofErr w:type="spellStart"/>
+            <w:r>
+              <w:rPr>
+                <w:rFonts w:ascii="Tahoma" w:hAnsi="Tahoma" w:cs="Tahoma"/>
+                <w:color w:val="000000"/>
+                <w:sz w:val="18"/>
+                <w:szCs w:val="18"/>
+              </w:rPr>
+              <w:t>ºC</w:t>
+            </w:r>
+            <w:proofErr w:type="spellEnd"/>
+            <w:r>
+              <w:rPr>
+                <w:rFonts w:ascii="Tahoma" w:hAnsi="Tahoma" w:cs="Tahoma"/>
+                <w:color w:val="000000"/>
+                <w:sz w:val="18"/>
+                <w:szCs w:val="18"/>
+              </w:rPr>
+              <w:t>)</w:t>
             </w:r>
           </w:p>
         </w:tc>
@@ -9416,7 +10153,27 @@
                 <w:sz w:val="18"/>
                 <w:szCs w:val="18"/>
               </w:rPr>
-              <w:t>(ºC)</w:t>
+              <w:t>(</w:t>
+            </w:r>
+            <w:proofErr w:type="spellStart"/>
+            <w:r>
+              <w:rPr>
+                <w:rFonts w:ascii="Tahoma" w:hAnsi="Tahoma" w:cs="Tahoma"/>
+                <w:color w:val="000000"/>
+                <w:sz w:val="18"/>
+                <w:szCs w:val="18"/>
+              </w:rPr>
+              <w:t>ºC</w:t>
+            </w:r>
+            <w:proofErr w:type="spellEnd"/>
+            <w:r>
+              <w:rPr>
+                <w:rFonts w:ascii="Tahoma" w:hAnsi="Tahoma" w:cs="Tahoma"/>
+                <w:color w:val="000000"/>
+                <w:sz w:val="18"/>
+                <w:szCs w:val="18"/>
+              </w:rPr>
+              <w:t>)</w:t>
             </w:r>
           </w:p>
         </w:tc>
@@ -10029,7 +10786,25 @@
                 <w:sz w:val="18"/>
                 <w:szCs w:val="18"/>
               </w:rPr>
-              <w:t>(mg/100 mL)</w:t>
+              <w:t xml:space="preserve">(mg/100 </w:t>
+            </w:r>
+            <w:proofErr w:type="spellStart"/>
+            <w:r>
+              <w:rPr>
+                <w:rFonts w:ascii="Tahoma" w:hAnsi="Tahoma" w:cs="Tahoma"/>
+                <w:sz w:val="18"/>
+                <w:szCs w:val="18"/>
+              </w:rPr>
+              <w:t>mL</w:t>
+            </w:r>
+            <w:proofErr w:type="spellEnd"/>
+            <w:r>
+              <w:rPr>
+                <w:rFonts w:ascii="Tahoma" w:hAnsi="Tahoma" w:cs="Tahoma"/>
+                <w:sz w:val="18"/>
+                <w:szCs w:val="18"/>
+              </w:rPr>
+              <w:t>)</w:t>
             </w:r>
           </w:p>
         </w:tc>
@@ -10279,7 +11054,84 @@
                 <w:sz w:val="18"/>
                 <w:szCs w:val="18"/>
               </w:rPr>
-              <w:t xml:space="preserve">Índice de separación (MSEP) </w:t>
+              <w:t>Índice de separación (</w:t>
+            </w:r>
+            <w:r>
+              <w:rPr>
+                <w:rFonts w:ascii="Tahoma" w:hAnsi="Tahoma" w:cs="Tahoma"/>
+                <w:color w:val="000000"/>
+                <w:sz w:val="18"/>
+                <w:szCs w:val="18"/>
+              </w:rPr>
+              <w:fldChar w:fldCharType="begin"/>
+            </w:r>
+            <w:r>
+              <w:rPr>
+                <w:rFonts w:ascii="Tahoma" w:hAnsi="Tahoma" w:cs="Tahoma"/>
+                <w:color w:val="000000"/>
+                <w:sz w:val="18"/>
+                <w:szCs w:val="18"/>
+              </w:rPr>
+              <w:instrText xml:space="preserve"> MERGEFIELD  T_agua  \* MERGEFORMAT </w:instrText>
+            </w:r>
+            <w:r>
+              <w:rPr>
+                <w:rFonts w:ascii="Tahoma" w:hAnsi="Tahoma" w:cs="Tahoma"/>
+                <w:color w:val="000000"/>
+                <w:sz w:val="18"/>
+                <w:szCs w:val="18"/>
+              </w:rPr>
+              <w:fldChar w:fldCharType="separate"/>
+            </w:r>
+            <w:r>
+              <w:rPr>
+                <w:rFonts w:ascii="Tahoma" w:hAnsi="Tahoma" w:cs="Tahoma"/>
+                <w:noProof/>
+                <w:color w:val="000000"/>
+                <w:sz w:val="18"/>
+                <w:szCs w:val="18"/>
+              </w:rPr>
+              <w:t>«</w:t>
+            </w:r>
+            <w:proofErr w:type="spellStart"/>
+            <w:r>
+              <w:rPr>
+                <w:rFonts w:ascii="Tahoma" w:hAnsi="Tahoma" w:cs="Tahoma"/>
+                <w:noProof/>
+                <w:color w:val="000000"/>
+                <w:sz w:val="18"/>
+                <w:szCs w:val="18"/>
+              </w:rPr>
+              <w:t>T_agua</w:t>
+            </w:r>
+            <w:proofErr w:type="spellEnd"/>
+            <w:r>
+              <w:rPr>
+                <w:rFonts w:ascii="Tahoma" w:hAnsi="Tahoma" w:cs="Tahoma"/>
+                <w:noProof/>
+                <w:color w:val="000000"/>
+                <w:sz w:val="18"/>
+                <w:szCs w:val="18"/>
+              </w:rPr>
+              <w:t>»</w:t>
+            </w:r>
+            <w:r>
+              <w:rPr>
+                <w:rFonts w:ascii="Tahoma" w:hAnsi="Tahoma" w:cs="Tahoma"/>
+                <w:color w:val="000000"/>
+                <w:sz w:val="18"/>
+                <w:szCs w:val="18"/>
+              </w:rPr>
+              <w:fldChar w:fldCharType="end"/>
+            </w:r>
+            <w:r>
+              <w:rPr>
+                <w:rFonts w:ascii="Tahoma" w:hAnsi="Tahoma" w:cs="Tahoma"/>
+                <w:color w:val="000000"/>
+                <w:sz w:val="18"/>
+                <w:szCs w:val="18"/>
+              </w:rPr>
+              <w:t xml:space="preserve">) </w:t>
             </w:r>
           </w:p>
           <w:p>
@@ -10330,7 +11182,7 @@
                 <w:sz w:val="18"/>
                 <w:szCs w:val="18"/>
               </w:rPr>
-              <w:instrText xml:space="preserve"> MERGEFIELD  n_MSEP  \* MERGEFORMAT </w:instrText>
+              <w:instrText xml:space="preserve"> MERGEFIELD  n_agua  \* MERGEFORMAT </w:instrText>
             </w:r>
             <w:r>
               <w:rPr>
@@ -10347,7 +11199,7 @@
                 <w:sz w:val="18"/>
                 <w:szCs w:val="18"/>
               </w:rPr>
-              <w:t>«n_MSEP»</w:t>
+              <w:t>«n_agua»</w:t>
             </w:r>
             <w:r>
               <w:rPr>
@@ -10379,7 +11231,7 @@
                 <w:sz w:val="18"/>
                 <w:szCs w:val="18"/>
               </w:rPr>
-              <w:instrText xml:space="preserve"> MERGEFIELD  MS  \* MERGEFORMAT </w:instrText>
+              <w:instrText xml:space="preserve"> MERGEFIELD  AG  \* MERGEFORMAT </w:instrText>
             </w:r>
             <w:r>
               <w:rPr>
@@ -10396,7 +11248,7 @@
                 <w:sz w:val="18"/>
                 <w:szCs w:val="18"/>
               </w:rPr>
-              <w:t>«MS»</w:t>
+              <w:t>«AG»</w:t>
             </w:r>
             <w:r>
               <w:rPr>
@@ -10495,7 +11347,7 @@
                 <w:sz w:val="18"/>
                 <w:szCs w:val="18"/>
               </w:rPr>
-              <w:instrText xml:space="preserve"> MERGEFIELD  MSEP  \* MERGEFORMAT </w:instrText>
+              <w:instrText xml:space="preserve"> MERGEFIELD  agua  \* MERGEFORMAT </w:instrText>
             </w:r>
             <w:r>
               <w:rPr>
@@ -10512,7 +11364,7 @@
                 <w:sz w:val="18"/>
                 <w:szCs w:val="18"/>
               </w:rPr>
-              <w:t>«MSEP»</w:t>
+              <w:t>«agua»</w:t>
             </w:r>
             <w:r>
               <w:rPr>
@@ -10563,7 +11415,48 @@
                 <w:sz w:val="18"/>
                 <w:szCs w:val="18"/>
               </w:rPr>
-              <w:t xml:space="preserve"> 70</w:t>
+              <w:t xml:space="preserve"> </w:t>
+            </w:r>
+            <w:r>
+              <w:rPr>
+                <w:rFonts w:ascii="Tahoma" w:hAnsi="Tahoma" w:cs="Tahoma"/>
+                <w:sz w:val="18"/>
+                <w:szCs w:val="18"/>
+              </w:rPr>
+              <w:fldChar w:fldCharType="begin"/>
+            </w:r>
+            <w:r>
+              <w:rPr>
+                <w:rFonts w:ascii="Tahoma" w:hAnsi="Tahoma" w:cs="Tahoma"/>
+                <w:sz w:val="18"/>
+                <w:szCs w:val="18"/>
+              </w:rPr>
+              <w:instrText xml:space="preserve"> MERGEFIELD  esp_agua  \* MERGEFORMAT </w:instrText>
+            </w:r>
+            <w:r>
+              <w:rPr>
+                <w:rFonts w:ascii="Tahoma" w:hAnsi="Tahoma" w:cs="Tahoma"/>
+                <w:sz w:val="18"/>
+                <w:szCs w:val="18"/>
+              </w:rPr>
+              <w:fldChar w:fldCharType="separate"/>
+            </w:r>
+            <w:r>
+              <w:rPr>
+                <w:rFonts w:ascii="Tahoma" w:hAnsi="Tahoma" w:cs="Tahoma"/>
+                <w:noProof/>
+                <w:sz w:val="18"/>
+                <w:szCs w:val="18"/>
+              </w:rPr>
+              <w:t>«esp_agua»</w:t>
+            </w:r>
+            <w:r>
+              <w:rPr>
+                <w:rFonts w:ascii="Tahoma" w:hAnsi="Tahoma" w:cs="Tahoma"/>
+                <w:sz w:val="18"/>
+                <w:szCs w:val="18"/>
+              </w:rPr>
+              <w:fldChar w:fldCharType="end"/>
             </w:r>
           </w:p>
         </w:tc>
@@ -10684,7 +11577,27 @@
                 <w:sz w:val="18"/>
                 <w:szCs w:val="18"/>
               </w:rPr>
-              <w:t xml:space="preserve"> (pS/m)</w:t>
+              <w:t xml:space="preserve"> (</w:t>
+            </w:r>
+            <w:proofErr w:type="spellStart"/>
+            <w:r>
+              <w:rPr>
+                <w:rFonts w:ascii="Tahoma" w:hAnsi="Tahoma" w:cs="Tahoma"/>
+                <w:color w:val="000000"/>
+                <w:sz w:val="18"/>
+                <w:szCs w:val="18"/>
+              </w:rPr>
+              <w:t>pS</w:t>
+            </w:r>
+            <w:proofErr w:type="spellEnd"/>
+            <w:r>
+              <w:rPr>
+                <w:rFonts w:ascii="Tahoma" w:hAnsi="Tahoma" w:cs="Tahoma"/>
+                <w:color w:val="000000"/>
+                <w:sz w:val="18"/>
+                <w:szCs w:val="18"/>
+              </w:rPr>
+              <w:t>/m)</w:t>
             </w:r>
           </w:p>
         </w:tc>
@@ -10969,8 +11882,18 @@
                 <w:sz w:val="18"/>
                 <w:szCs w:val="18"/>
               </w:rPr>
-              <w:t xml:space="preserve"> ºC</w:t>
-            </w:r>
+              <w:t xml:space="preserve"> </w:t>
+            </w:r>
+            <w:proofErr w:type="spellStart"/>
+            <w:r>
+              <w:rPr>
+                <w:rFonts w:ascii="Tahoma" w:hAnsi="Tahoma" w:cs="Tahoma"/>
+                <w:sz w:val="18"/>
+                <w:szCs w:val="18"/>
+              </w:rPr>
+              <w:t>ºC</w:t>
+            </w:r>
+            <w:proofErr w:type="spellEnd"/>
           </w:p>
         </w:tc>
         <w:tc>
@@ -11133,7 +12056,27 @@
                 <w:sz w:val="18"/>
                 <w:szCs w:val="18"/>
               </w:rPr>
-              <w:t>Antioxidante: total en el batch (opcional)</w:t>
+              <w:t xml:space="preserve">Antioxidante: total en el </w:t>
+            </w:r>
+            <w:proofErr w:type="spellStart"/>
+            <w:r>
+              <w:rPr>
+                <w:rFonts w:ascii="Tahoma" w:hAnsi="Tahoma" w:cs="Tahoma"/>
+                <w:color w:val="000000"/>
+                <w:sz w:val="18"/>
+                <w:szCs w:val="18"/>
+              </w:rPr>
+              <w:t>batch</w:t>
+            </w:r>
+            <w:proofErr w:type="spellEnd"/>
+            <w:r>
+              <w:rPr>
+                <w:rFonts w:ascii="Tahoma" w:hAnsi="Tahoma" w:cs="Tahoma"/>
+                <w:color w:val="000000"/>
+                <w:sz w:val="18"/>
+                <w:szCs w:val="18"/>
+              </w:rPr>
+              <w:t xml:space="preserve"> (opcional)</w:t>
             </w:r>
             <w:r>
               <w:rPr>
@@ -11609,7 +12552,43 @@
           <w:sz w:val="18"/>
           <w:szCs w:val="18"/>
         </w:rPr>
-        <w:t>Se deja constancia que las muestras fueron analizadas por los métodos de ensayo indicados y que el lote representado por estas muestras es acorde a ASTM D1655 (última edición) y AFQRJOS Checklist Issue 3</w:t>
+        <w:t xml:space="preserve">Se deja constancia que las muestras fueron analizadas por los métodos de ensayo indicados y que el lote representado por estas muestras es acorde a ASTM D1655 (última edición) y AFQRJOS </w:t>
+      </w:r>
+      <w:proofErr w:type="spellStart"/>
+      <w:r>
+        <w:rPr>
+          <w:rFonts w:ascii="Tahoma" w:hAnsi="Tahoma" w:cs="Tahoma"/>
+          <w:sz w:val="18"/>
+          <w:szCs w:val="18"/>
+        </w:rPr>
+        <w:t>Checklist</w:t>
+      </w:r>
+      <w:proofErr w:type="spellEnd"/>
+      <w:r>
+        <w:rPr>
+          <w:rFonts w:ascii="Tahoma" w:hAnsi="Tahoma" w:cs="Tahoma"/>
+          <w:sz w:val="18"/>
+          <w:szCs w:val="18"/>
+        </w:rPr>
+        <w:t xml:space="preserve"> </w:t>
+      </w:r>
+      <w:proofErr w:type="spellStart"/>
+      <w:r>
+        <w:rPr>
+          <w:rFonts w:ascii="Tahoma" w:hAnsi="Tahoma" w:cs="Tahoma"/>
+          <w:sz w:val="18"/>
+          <w:szCs w:val="18"/>
+        </w:rPr>
+        <w:t>Issue</w:t>
+      </w:r>
+      <w:proofErr w:type="spellEnd"/>
+      <w:r>
+        <w:rPr>
+          <w:rFonts w:ascii="Tahoma" w:hAnsi="Tahoma" w:cs="Tahoma"/>
+          <w:sz w:val="18"/>
+          <w:szCs w:val="18"/>
+        </w:rPr>
+        <w:t xml:space="preserve"> 3</w:t>
       </w:r>
       <w:r>
         <w:rPr>
@@ -11671,7 +12650,115 @@
           <w:sz w:val="18"/>
           <w:szCs w:val="18"/>
         </w:rPr>
-        <w:t>No determinado en el Laboratorio / Not carried out by Laboratory (informado por / reported by Dpto. Operaciones</w:t>
+        <w:t xml:space="preserve">No determinado en el Laboratorio / Not </w:t>
+      </w:r>
+      <w:proofErr w:type="spellStart"/>
+      <w:r>
+        <w:rPr>
+          <w:rFonts w:ascii="Tahoma" w:hAnsi="Tahoma" w:cs="Tahoma"/>
+          <w:sz w:val="18"/>
+          <w:szCs w:val="18"/>
+        </w:rPr>
+        <w:t>carried</w:t>
+      </w:r>
+      <w:proofErr w:type="spellEnd"/>
+      <w:r>
+        <w:rPr>
+          <w:rFonts w:ascii="Tahoma" w:hAnsi="Tahoma" w:cs="Tahoma"/>
+          <w:sz w:val="18"/>
+          <w:szCs w:val="18"/>
+        </w:rPr>
+        <w:t xml:space="preserve"> </w:t>
+      </w:r>
+      <w:proofErr w:type="spellStart"/>
+      <w:r>
+        <w:rPr>
+          <w:rFonts w:ascii="Tahoma" w:hAnsi="Tahoma" w:cs="Tahoma"/>
+          <w:sz w:val="18"/>
+          <w:szCs w:val="18"/>
+        </w:rPr>
+        <w:t>out</w:t>
+      </w:r>
+      <w:proofErr w:type="spellEnd"/>
+      <w:r>
+        <w:rPr>
+          <w:rFonts w:ascii="Tahoma" w:hAnsi="Tahoma" w:cs="Tahoma"/>
+          <w:sz w:val="18"/>
+          <w:szCs w:val="18"/>
+        </w:rPr>
+        <w:t xml:space="preserve"> </w:t>
+      </w:r>
+      <w:proofErr w:type="spellStart"/>
+      <w:r>
+        <w:rPr>
+          <w:rFonts w:ascii="Tahoma" w:hAnsi="Tahoma" w:cs="Tahoma"/>
+          <w:sz w:val="18"/>
+          <w:szCs w:val="18"/>
+        </w:rPr>
+        <w:t>by</w:t>
+      </w:r>
+      <w:proofErr w:type="spellEnd"/>
+      <w:r>
+        <w:rPr>
+          <w:rFonts w:ascii="Tahoma" w:hAnsi="Tahoma" w:cs="Tahoma"/>
+          <w:sz w:val="18"/>
+          <w:szCs w:val="18"/>
+        </w:rPr>
+        <w:t xml:space="preserve"> </w:t>
+      </w:r>
+      <w:proofErr w:type="spellStart"/>
+      <w:r>
+        <w:rPr>
+          <w:rFonts w:ascii="Tahoma" w:hAnsi="Tahoma" w:cs="Tahoma"/>
+          <w:sz w:val="18"/>
+          <w:szCs w:val="18"/>
+        </w:rPr>
+        <w:t>Laboratory</w:t>
+      </w:r>
+      <w:proofErr w:type="spellEnd"/>
+      <w:r>
+        <w:rPr>
+          <w:rFonts w:ascii="Tahoma" w:hAnsi="Tahoma" w:cs="Tahoma"/>
+          <w:sz w:val="18"/>
+          <w:szCs w:val="18"/>
+        </w:rPr>
+        <w:t xml:space="preserve"> (informado por / </w:t>
+      </w:r>
+      <w:proofErr w:type="spellStart"/>
+      <w:r>
+        <w:rPr>
+          <w:rFonts w:ascii="Tahoma" w:hAnsi="Tahoma" w:cs="Tahoma"/>
+          <w:sz w:val="18"/>
+          <w:szCs w:val="18"/>
+        </w:rPr>
+        <w:t>reported</w:t>
+      </w:r>
+      <w:proofErr w:type="spellEnd"/>
+      <w:r>
+        <w:rPr>
+          <w:rFonts w:ascii="Tahoma" w:hAnsi="Tahoma" w:cs="Tahoma"/>
+          <w:sz w:val="18"/>
+          <w:szCs w:val="18"/>
+        </w:rPr>
+        <w:t xml:space="preserve"> </w:t>
+      </w:r>
+      <w:proofErr w:type="spellStart"/>
+      <w:r>
+        <w:rPr>
+          <w:rFonts w:ascii="Tahoma" w:hAnsi="Tahoma" w:cs="Tahoma"/>
+          <w:sz w:val="18"/>
+          <w:szCs w:val="18"/>
+        </w:rPr>
+        <w:t>by</w:t>
+      </w:r>
+      <w:proofErr w:type="spellEnd"/>
+      <w:r>
+        <w:rPr>
+          <w:rFonts w:ascii="Tahoma" w:hAnsi="Tahoma" w:cs="Tahoma"/>
+          <w:sz w:val="18"/>
+          <w:szCs w:val="18"/>
+        </w:rPr>
+        <w:t xml:space="preserve"> Dpto. Operaciones</w:t>
       </w:r>
       <w:r>
         <w:rPr>
@@ -12149,7 +13236,7 @@
               <w:sz w:val="18"/>
               <w:szCs w:val="18"/>
             </w:rPr>
-            <w:t>9/1/2026</w:t>
+            <w:t>19/10/2026</w:t>
           </w:r>
           <w:r>
             <w:rPr>

--- a/JET_A1.docx
+++ b/JET_A1.docx
@@ -55,20 +55,8 @@
           <w:sz w:val="36"/>
           <w:szCs w:val="36"/>
         </w:rPr>
-        <w:t xml:space="preserve"> </w:t>
+        <w:t xml:space="preserve"> N°</w:t>
       </w:r>
-      <w:proofErr w:type="spellStart"/>
-      <w:r>
-        <w:rPr>
-          <w:rFonts w:ascii="Tahoma" w:hAnsi="Tahoma" w:cs="Tahoma"/>
-          <w:b/>
-          <w:bCs/>
-          <w:sz w:val="36"/>
-          <w:szCs w:val="36"/>
-        </w:rPr>
-        <w:t>N°</w:t>
-      </w:r>
-      <w:proofErr w:type="spellEnd"/>
       <w:r>
         <w:rPr>
           <w:rFonts w:ascii="Tahoma" w:hAnsi="Tahoma" w:cs="Tahoma"/>
@@ -218,7 +206,6 @@
         </w:rPr>
         <w:t xml:space="preserve"> </w:t>
       </w:r>
-      <w:proofErr w:type="spellStart"/>
       <w:r>
         <w:rPr>
           <w:rFonts w:ascii="Tahoma" w:hAnsi="Tahoma" w:cs="Tahoma"/>
@@ -228,7 +215,6 @@
         </w:rPr>
         <w:t>Febrero</w:t>
       </w:r>
-      <w:proofErr w:type="spellEnd"/>
       <w:r>
         <w:rPr>
           <w:rFonts w:ascii="Tahoma" w:hAnsi="Tahoma" w:cs="Tahoma"/>
@@ -263,27 +249,7 @@
           <w:szCs w:val="18"/>
           <w:lang w:val="en-US"/>
         </w:rPr>
-        <w:t xml:space="preserve"> - </w:t>
-      </w:r>
-      <w:proofErr w:type="spellStart"/>
-      <w:r>
-        <w:rPr>
-          <w:rFonts w:ascii="Tahoma" w:hAnsi="Tahoma" w:cs="Tahoma"/>
-          <w:sz w:val="18"/>
-          <w:szCs w:val="18"/>
-          <w:lang w:val="en-US"/>
-        </w:rPr>
-        <w:t>Sustituye</w:t>
-      </w:r>
-      <w:proofErr w:type="spellEnd"/>
-      <w:r>
-        <w:rPr>
-          <w:rFonts w:ascii="Tahoma" w:hAnsi="Tahoma" w:cs="Tahoma"/>
-          <w:sz w:val="18"/>
-          <w:szCs w:val="18"/>
-          <w:lang w:val="en-US"/>
-        </w:rPr>
-        <w:t xml:space="preserve"> Issue 3</w:t>
+        <w:t xml:space="preserve"> - Sustituye Issue 3</w:t>
       </w:r>
       <w:r>
         <w:rPr>
@@ -390,67 +356,7 @@
           <w:szCs w:val="18"/>
           <w:lang w:val="en-US"/>
         </w:rPr>
-        <w:t xml:space="preserve">British Ministry of </w:t>
-      </w:r>
-      <w:proofErr w:type="spellStart"/>
-      <w:r>
-        <w:rPr>
-          <w:rFonts w:ascii="Tahoma" w:hAnsi="Tahoma" w:cs="Tahoma"/>
-          <w:sz w:val="18"/>
-          <w:szCs w:val="18"/>
-          <w:lang w:val="en-US"/>
-        </w:rPr>
-        <w:t>Defence</w:t>
-      </w:r>
-      <w:proofErr w:type="spellEnd"/>
-      <w:r>
-        <w:rPr>
-          <w:rFonts w:ascii="Tahoma" w:hAnsi="Tahoma" w:cs="Tahoma"/>
-          <w:sz w:val="18"/>
-          <w:szCs w:val="18"/>
-          <w:lang w:val="en-US"/>
-        </w:rPr>
-        <w:t xml:space="preserve"> Standard DEF STAN 91-091/JetA-1, </w:t>
-      </w:r>
-      <w:proofErr w:type="spellStart"/>
-      <w:r>
-        <w:rPr>
-          <w:rFonts w:ascii="Tahoma" w:hAnsi="Tahoma" w:cs="Tahoma"/>
-          <w:sz w:val="18"/>
-          <w:szCs w:val="18"/>
-          <w:lang w:val="en-US"/>
-        </w:rPr>
-        <w:t>última</w:t>
-      </w:r>
-      <w:proofErr w:type="spellEnd"/>
-      <w:r>
-        <w:rPr>
-          <w:rFonts w:ascii="Tahoma" w:hAnsi="Tahoma" w:cs="Tahoma"/>
-          <w:sz w:val="18"/>
-          <w:szCs w:val="18"/>
-          <w:lang w:val="en-US"/>
-        </w:rPr>
-        <w:t xml:space="preserve"> </w:t>
-      </w:r>
-      <w:proofErr w:type="spellStart"/>
-      <w:r>
-        <w:rPr>
-          <w:rFonts w:ascii="Tahoma" w:hAnsi="Tahoma" w:cs="Tahoma"/>
-          <w:sz w:val="18"/>
-          <w:szCs w:val="18"/>
-          <w:lang w:val="en-US"/>
-        </w:rPr>
-        <w:t>edición</w:t>
-      </w:r>
-      <w:proofErr w:type="spellEnd"/>
-      <w:r>
-        <w:rPr>
-          <w:rFonts w:ascii="Tahoma" w:hAnsi="Tahoma" w:cs="Tahoma"/>
-          <w:sz w:val="18"/>
-          <w:szCs w:val="18"/>
-          <w:lang w:val="en-US"/>
-        </w:rPr>
-        <w:t>.</w:t>
+        <w:t>British Ministry of Defence Standard DEF STAN 91-091/JetA-1, última edición.</w:t>
       </w:r>
     </w:p>
     <w:p>
@@ -500,25 +406,7 @@
           <w:sz w:val="18"/>
           <w:szCs w:val="18"/>
         </w:rPr>
-        <w:t xml:space="preserve"> en la siguiente tabla de resultados que debe leerse en conjunto con las notas del </w:t>
-      </w:r>
-      <w:proofErr w:type="spellStart"/>
-      <w:r>
-        <w:rPr>
-          <w:rFonts w:ascii="Tahoma" w:hAnsi="Tahoma" w:cs="Tahoma"/>
-          <w:sz w:val="18"/>
-          <w:szCs w:val="18"/>
-        </w:rPr>
-        <w:t>Issue</w:t>
-      </w:r>
-      <w:proofErr w:type="spellEnd"/>
-      <w:r>
-        <w:rPr>
-          <w:rFonts w:ascii="Tahoma" w:hAnsi="Tahoma" w:cs="Tahoma"/>
-          <w:sz w:val="18"/>
-          <w:szCs w:val="18"/>
-        </w:rPr>
-        <w:t xml:space="preserve"> 3</w:t>
+        <w:t xml:space="preserve"> en la siguiente tabla de resultados que debe leerse en conjunto con las notas del Issue 3</w:t>
       </w:r>
       <w:r>
         <w:rPr>
@@ -593,10 +481,80 @@
                 <w:sz w:val="18"/>
                 <w:szCs w:val="18"/>
               </w:rPr>
-              <w:t xml:space="preserve">ELABORACIÓN </w:t>
-            </w:r>
-            <w:proofErr w:type="spellStart"/>
-            <w:r>
+              <w:t>ELABORACIÓN Nº</w:t>
+            </w:r>
+          </w:p>
+        </w:tc>
+        <w:tc>
+          <w:tcPr>
+            <w:tcW w:w="2835" w:type="dxa"/>
+            <w:shd w:val="clear" w:color="auto" w:fill="D9E2F3" w:themeFill="accent1" w:themeFillTint="33"/>
+            <w:vAlign w:val="center"/>
+          </w:tcPr>
+          <w:p>
+            <w:pPr>
+              <w:pStyle w:val="Encabezado"/>
+              <w:jc w:val="center"/>
+              <w:rPr>
+                <w:rFonts w:ascii="Tahoma" w:hAnsi="Tahoma" w:cs="Tahoma"/>
+                <w:sz w:val="18"/>
+                <w:szCs w:val="18"/>
+              </w:rPr>
+            </w:pPr>
+            <w:r>
+              <w:rPr>
+                <w:rFonts w:ascii="Tahoma" w:hAnsi="Tahoma" w:cs="Tahoma"/>
+                <w:sz w:val="18"/>
+                <w:szCs w:val="18"/>
+              </w:rPr>
+              <w:fldChar w:fldCharType="begin"/>
+            </w:r>
+            <w:r>
+              <w:rPr>
+                <w:rFonts w:ascii="Tahoma" w:hAnsi="Tahoma" w:cs="Tahoma"/>
+                <w:sz w:val="18"/>
+                <w:szCs w:val="18"/>
+              </w:rPr>
+              <w:instrText xml:space="preserve"> MERGEFIELD  numElab  \* MERGEFORMAT </w:instrText>
+            </w:r>
+            <w:r>
+              <w:rPr>
+                <w:rFonts w:ascii="Tahoma" w:hAnsi="Tahoma" w:cs="Tahoma"/>
+                <w:sz w:val="18"/>
+                <w:szCs w:val="18"/>
+              </w:rPr>
+              <w:fldChar w:fldCharType="separate"/>
+            </w:r>
+            <w:r>
+              <w:rPr>
+                <w:rFonts w:ascii="Tahoma" w:hAnsi="Tahoma" w:cs="Tahoma"/>
+                <w:noProof/>
+                <w:sz w:val="18"/>
+                <w:szCs w:val="18"/>
+              </w:rPr>
+              <w:t>«numElab»</w:t>
+            </w:r>
+            <w:r>
+              <w:rPr>
+                <w:rFonts w:ascii="Tahoma" w:hAnsi="Tahoma" w:cs="Tahoma"/>
+                <w:sz w:val="18"/>
+                <w:szCs w:val="18"/>
+              </w:rPr>
+              <w:fldChar w:fldCharType="end"/>
+            </w:r>
+          </w:p>
+        </w:tc>
+      </w:tr>
+      <w:tr>
+        <w:tc>
+          <w:tcPr>
+            <w:tcW w:w="3402" w:type="dxa"/>
+            <w:shd w:val="clear" w:color="auto" w:fill="D9E2F3" w:themeFill="accent1" w:themeFillTint="33"/>
+            <w:vAlign w:val="center"/>
+          </w:tcPr>
+          <w:p>
+            <w:pPr>
+              <w:pStyle w:val="Encabezado"/>
               <w:rPr>
                 <w:rFonts w:ascii="Tahoma" w:hAnsi="Tahoma" w:cs="Tahoma"/>
                 <w:b/>
@@ -604,9 +562,17 @@
                 <w:sz w:val="18"/>
                 <w:szCs w:val="18"/>
               </w:rPr>
-              <w:t>Nº</w:t>
-            </w:r>
-            <w:proofErr w:type="spellEnd"/>
+            </w:pPr>
+            <w:r>
+              <w:rPr>
+                <w:rFonts w:ascii="Tahoma" w:hAnsi="Tahoma" w:cs="Tahoma"/>
+                <w:b/>
+                <w:bCs/>
+                <w:sz w:val="18"/>
+                <w:szCs w:val="18"/>
+              </w:rPr>
+              <w:t>TANQUE Nº</w:t>
+            </w:r>
           </w:p>
         </w:tc>
         <w:tc>
@@ -639,7 +605,7 @@
                 <w:sz w:val="18"/>
                 <w:szCs w:val="18"/>
               </w:rPr>
-              <w:instrText xml:space="preserve"> MERGEFIELD  numElab  \* MERGEFORMAT </w:instrText>
+              <w:instrText xml:space="preserve"> MERGEFIELD  tanque  \* MERGEFORMAT </w:instrText>
             </w:r>
             <w:r>
               <w:rPr>
@@ -656,7 +622,7 @@
                 <w:sz w:val="18"/>
                 <w:szCs w:val="18"/>
               </w:rPr>
-              <w:t>«numElab»</w:t>
+              <w:t>«tanque»</w:t>
             </w:r>
             <w:r>
               <w:rPr>
@@ -673,7 +639,6 @@
         <w:tc>
           <w:tcPr>
             <w:tcW w:w="3402" w:type="dxa"/>
-            <w:shd w:val="clear" w:color="auto" w:fill="D9E2F3" w:themeFill="accent1" w:themeFillTint="33"/>
             <w:vAlign w:val="center"/>
           </w:tcPr>
           <w:p>
@@ -695,120 +660,7 @@
                 <w:sz w:val="18"/>
                 <w:szCs w:val="18"/>
               </w:rPr>
-              <w:t xml:space="preserve">TANQUE </w:t>
-            </w:r>
-            <w:proofErr w:type="spellStart"/>
-            <w:r>
-              <w:rPr>
-                <w:rFonts w:ascii="Tahoma" w:hAnsi="Tahoma" w:cs="Tahoma"/>
-                <w:b/>
-                <w:bCs/>
-                <w:sz w:val="18"/>
-                <w:szCs w:val="18"/>
-              </w:rPr>
-              <w:t>Nº</w:t>
-            </w:r>
-            <w:proofErr w:type="spellEnd"/>
-          </w:p>
-        </w:tc>
-        <w:tc>
-          <w:tcPr>
-            <w:tcW w:w="2835" w:type="dxa"/>
-            <w:shd w:val="clear" w:color="auto" w:fill="D9E2F3" w:themeFill="accent1" w:themeFillTint="33"/>
-            <w:vAlign w:val="center"/>
-          </w:tcPr>
-          <w:p>
-            <w:pPr>
-              <w:pStyle w:val="Encabezado"/>
-              <w:jc w:val="center"/>
-              <w:rPr>
-                <w:rFonts w:ascii="Tahoma" w:hAnsi="Tahoma" w:cs="Tahoma"/>
-                <w:sz w:val="18"/>
-                <w:szCs w:val="18"/>
-              </w:rPr>
-            </w:pPr>
-            <w:r>
-              <w:rPr>
-                <w:rFonts w:ascii="Tahoma" w:hAnsi="Tahoma" w:cs="Tahoma"/>
-                <w:sz w:val="18"/>
-                <w:szCs w:val="18"/>
-              </w:rPr>
-              <w:fldChar w:fldCharType="begin"/>
-            </w:r>
-            <w:r>
-              <w:rPr>
-                <w:rFonts w:ascii="Tahoma" w:hAnsi="Tahoma" w:cs="Tahoma"/>
-                <w:sz w:val="18"/>
-                <w:szCs w:val="18"/>
-              </w:rPr>
-              <w:instrText xml:space="preserve"> MERGEFIELD  tanque  \* MERGEFORMAT </w:instrText>
-            </w:r>
-            <w:r>
-              <w:rPr>
-                <w:rFonts w:ascii="Tahoma" w:hAnsi="Tahoma" w:cs="Tahoma"/>
-                <w:sz w:val="18"/>
-                <w:szCs w:val="18"/>
-              </w:rPr>
-              <w:fldChar w:fldCharType="separate"/>
-            </w:r>
-            <w:r>
-              <w:rPr>
-                <w:rFonts w:ascii="Tahoma" w:hAnsi="Tahoma" w:cs="Tahoma"/>
-                <w:noProof/>
-                <w:sz w:val="18"/>
-                <w:szCs w:val="18"/>
-              </w:rPr>
-              <w:t>«tanque»</w:t>
-            </w:r>
-            <w:r>
-              <w:rPr>
-                <w:rFonts w:ascii="Tahoma" w:hAnsi="Tahoma" w:cs="Tahoma"/>
-                <w:sz w:val="18"/>
-                <w:szCs w:val="18"/>
-              </w:rPr>
-              <w:fldChar w:fldCharType="end"/>
-            </w:r>
-          </w:p>
-        </w:tc>
-      </w:tr>
-      <w:tr>
-        <w:tc>
-          <w:tcPr>
-            <w:tcW w:w="3402" w:type="dxa"/>
-            <w:vAlign w:val="center"/>
-          </w:tcPr>
-          <w:p>
-            <w:pPr>
-              <w:pStyle w:val="Encabezado"/>
-              <w:rPr>
-                <w:rFonts w:ascii="Tahoma" w:hAnsi="Tahoma" w:cs="Tahoma"/>
-                <w:b/>
-                <w:bCs/>
-                <w:sz w:val="18"/>
-                <w:szCs w:val="18"/>
-              </w:rPr>
-            </w:pPr>
-            <w:proofErr w:type="spellStart"/>
-            <w:r>
-              <w:rPr>
-                <w:rFonts w:ascii="Tahoma" w:hAnsi="Tahoma" w:cs="Tahoma"/>
-                <w:b/>
-                <w:bCs/>
-                <w:sz w:val="18"/>
-                <w:szCs w:val="18"/>
-              </w:rPr>
-              <w:t>Nº</w:t>
-            </w:r>
-            <w:proofErr w:type="spellEnd"/>
-            <w:r>
-              <w:rPr>
-                <w:rFonts w:ascii="Tahoma" w:hAnsi="Tahoma" w:cs="Tahoma"/>
-                <w:b/>
-                <w:bCs/>
-                <w:sz w:val="18"/>
-                <w:szCs w:val="18"/>
-              </w:rPr>
-              <w:t xml:space="preserve"> LIMS</w:t>
+              <w:t>Nº LIMS</w:t>
             </w:r>
           </w:p>
         </w:tc>
@@ -1515,169 +1367,7 @@
                 <w:sz w:val="18"/>
                 <w:szCs w:val="18"/>
               </w:rPr>
-              <w:t xml:space="preserve">Claro, brillante y visualmente libre de materia sólida y agua no disuelta a temperatura ambiente / Clear, </w:t>
-            </w:r>
-            <w:proofErr w:type="spellStart"/>
-            <w:r>
-              <w:rPr>
-                <w:rFonts w:ascii="Tahoma" w:hAnsi="Tahoma" w:cs="Tahoma"/>
-                <w:sz w:val="18"/>
-                <w:szCs w:val="18"/>
-              </w:rPr>
-              <w:t>bright</w:t>
-            </w:r>
-            <w:proofErr w:type="spellEnd"/>
-            <w:r>
-              <w:rPr>
-                <w:rFonts w:ascii="Tahoma" w:hAnsi="Tahoma" w:cs="Tahoma"/>
-                <w:sz w:val="18"/>
-                <w:szCs w:val="18"/>
-              </w:rPr>
-              <w:t xml:space="preserve"> and </w:t>
-            </w:r>
-            <w:proofErr w:type="spellStart"/>
-            <w:r>
-              <w:rPr>
-                <w:rFonts w:ascii="Tahoma" w:hAnsi="Tahoma" w:cs="Tahoma"/>
-                <w:sz w:val="18"/>
-                <w:szCs w:val="18"/>
-              </w:rPr>
-              <w:t>visually</w:t>
-            </w:r>
-            <w:proofErr w:type="spellEnd"/>
-            <w:r>
-              <w:rPr>
-                <w:rFonts w:ascii="Tahoma" w:hAnsi="Tahoma" w:cs="Tahoma"/>
-                <w:sz w:val="18"/>
-                <w:szCs w:val="18"/>
-              </w:rPr>
-              <w:t xml:space="preserve"> free </w:t>
-            </w:r>
-            <w:proofErr w:type="spellStart"/>
-            <w:r>
-              <w:rPr>
-                <w:rFonts w:ascii="Tahoma" w:hAnsi="Tahoma" w:cs="Tahoma"/>
-                <w:sz w:val="18"/>
-                <w:szCs w:val="18"/>
-              </w:rPr>
-              <w:t>from</w:t>
-            </w:r>
-            <w:proofErr w:type="spellEnd"/>
-            <w:r>
-              <w:rPr>
-                <w:rFonts w:ascii="Tahoma" w:hAnsi="Tahoma" w:cs="Tahoma"/>
-                <w:sz w:val="18"/>
-                <w:szCs w:val="18"/>
-              </w:rPr>
-              <w:t xml:space="preserve"> </w:t>
-            </w:r>
-            <w:proofErr w:type="spellStart"/>
-            <w:r>
-              <w:rPr>
-                <w:rFonts w:ascii="Tahoma" w:hAnsi="Tahoma" w:cs="Tahoma"/>
-                <w:sz w:val="18"/>
-                <w:szCs w:val="18"/>
-              </w:rPr>
-              <w:t>solid</w:t>
-            </w:r>
-            <w:proofErr w:type="spellEnd"/>
-            <w:r>
-              <w:rPr>
-                <w:rFonts w:ascii="Tahoma" w:hAnsi="Tahoma" w:cs="Tahoma"/>
-                <w:sz w:val="18"/>
-                <w:szCs w:val="18"/>
-              </w:rPr>
-              <w:t xml:space="preserve"> </w:t>
-            </w:r>
-            <w:proofErr w:type="spellStart"/>
-            <w:r>
-              <w:rPr>
-                <w:rFonts w:ascii="Tahoma" w:hAnsi="Tahoma" w:cs="Tahoma"/>
-                <w:sz w:val="18"/>
-                <w:szCs w:val="18"/>
-              </w:rPr>
-              <w:t>matter</w:t>
-            </w:r>
-            <w:proofErr w:type="spellEnd"/>
-            <w:r>
-              <w:rPr>
-                <w:rFonts w:ascii="Tahoma" w:hAnsi="Tahoma" w:cs="Tahoma"/>
-                <w:sz w:val="18"/>
-                <w:szCs w:val="18"/>
-              </w:rPr>
-              <w:t xml:space="preserve"> and </w:t>
-            </w:r>
-            <w:proofErr w:type="spellStart"/>
-            <w:r>
-              <w:rPr>
-                <w:rFonts w:ascii="Tahoma" w:hAnsi="Tahoma" w:cs="Tahoma"/>
-                <w:sz w:val="18"/>
-                <w:szCs w:val="18"/>
-              </w:rPr>
-              <w:t>undissolved</w:t>
-            </w:r>
-            <w:proofErr w:type="spellEnd"/>
-            <w:r>
-              <w:rPr>
-                <w:rFonts w:ascii="Tahoma" w:hAnsi="Tahoma" w:cs="Tahoma"/>
-                <w:sz w:val="18"/>
-                <w:szCs w:val="18"/>
-              </w:rPr>
-              <w:t xml:space="preserve"> </w:t>
-            </w:r>
-            <w:proofErr w:type="spellStart"/>
-            <w:r>
-              <w:rPr>
-                <w:rFonts w:ascii="Tahoma" w:hAnsi="Tahoma" w:cs="Tahoma"/>
-                <w:sz w:val="18"/>
-                <w:szCs w:val="18"/>
-              </w:rPr>
-              <w:t>water</w:t>
-            </w:r>
-            <w:proofErr w:type="spellEnd"/>
-            <w:r>
-              <w:rPr>
-                <w:rFonts w:ascii="Tahoma" w:hAnsi="Tahoma" w:cs="Tahoma"/>
-                <w:sz w:val="18"/>
-                <w:szCs w:val="18"/>
-              </w:rPr>
-              <w:t xml:space="preserve"> at </w:t>
-            </w:r>
-            <w:proofErr w:type="spellStart"/>
-            <w:r>
-              <w:rPr>
-                <w:rFonts w:ascii="Tahoma" w:hAnsi="Tahoma" w:cs="Tahoma"/>
-                <w:sz w:val="18"/>
-                <w:szCs w:val="18"/>
-              </w:rPr>
-              <w:t>ambient</w:t>
-            </w:r>
-            <w:proofErr w:type="spellEnd"/>
-            <w:r>
-              <w:rPr>
-                <w:rFonts w:ascii="Tahoma" w:hAnsi="Tahoma" w:cs="Tahoma"/>
-                <w:sz w:val="18"/>
-                <w:szCs w:val="18"/>
-              </w:rPr>
-              <w:t xml:space="preserve"> </w:t>
-            </w:r>
-            <w:proofErr w:type="spellStart"/>
-            <w:r>
-              <w:rPr>
-                <w:rFonts w:ascii="Tahoma" w:hAnsi="Tahoma" w:cs="Tahoma"/>
-                <w:sz w:val="18"/>
-                <w:szCs w:val="18"/>
-              </w:rPr>
-              <w:t>temperature</w:t>
-            </w:r>
-            <w:proofErr w:type="spellEnd"/>
-            <w:r>
-              <w:rPr>
-                <w:rFonts w:ascii="Tahoma" w:hAnsi="Tahoma" w:cs="Tahoma"/>
-                <w:sz w:val="18"/>
-                <w:szCs w:val="18"/>
-              </w:rPr>
-              <w:t>.</w:t>
+              <w:t>Claro, brillante y visualmente libre de materia sólida y agua no disuelta a temperatura ambiente / Clear, bright and visually free from solid matter and undissolved water at ambient temperature.</w:t>
             </w:r>
           </w:p>
         </w:tc>
@@ -1707,169 +1397,7 @@
                 <w:sz w:val="18"/>
                 <w:szCs w:val="18"/>
               </w:rPr>
-              <w:t xml:space="preserve">Claro, brillante y visualmente libre de materia sólida y agua no disuelta a temperatura ambiente / Clear, </w:t>
-            </w:r>
-            <w:proofErr w:type="spellStart"/>
-            <w:r>
-              <w:rPr>
-                <w:rFonts w:ascii="Tahoma" w:hAnsi="Tahoma" w:cs="Tahoma"/>
-                <w:sz w:val="18"/>
-                <w:szCs w:val="18"/>
-              </w:rPr>
-              <w:t>bright</w:t>
-            </w:r>
-            <w:proofErr w:type="spellEnd"/>
-            <w:r>
-              <w:rPr>
-                <w:rFonts w:ascii="Tahoma" w:hAnsi="Tahoma" w:cs="Tahoma"/>
-                <w:sz w:val="18"/>
-                <w:szCs w:val="18"/>
-              </w:rPr>
-              <w:t xml:space="preserve"> and </w:t>
-            </w:r>
-            <w:proofErr w:type="spellStart"/>
-            <w:r>
-              <w:rPr>
-                <w:rFonts w:ascii="Tahoma" w:hAnsi="Tahoma" w:cs="Tahoma"/>
-                <w:sz w:val="18"/>
-                <w:szCs w:val="18"/>
-              </w:rPr>
-              <w:t>visually</w:t>
-            </w:r>
-            <w:proofErr w:type="spellEnd"/>
-            <w:r>
-              <w:rPr>
-                <w:rFonts w:ascii="Tahoma" w:hAnsi="Tahoma" w:cs="Tahoma"/>
-                <w:sz w:val="18"/>
-                <w:szCs w:val="18"/>
-              </w:rPr>
-              <w:t xml:space="preserve"> free </w:t>
-            </w:r>
-            <w:proofErr w:type="spellStart"/>
-            <w:r>
-              <w:rPr>
-                <w:rFonts w:ascii="Tahoma" w:hAnsi="Tahoma" w:cs="Tahoma"/>
-                <w:sz w:val="18"/>
-                <w:szCs w:val="18"/>
-              </w:rPr>
-              <w:t>from</w:t>
-            </w:r>
-            <w:proofErr w:type="spellEnd"/>
-            <w:r>
-              <w:rPr>
-                <w:rFonts w:ascii="Tahoma" w:hAnsi="Tahoma" w:cs="Tahoma"/>
-                <w:sz w:val="18"/>
-                <w:szCs w:val="18"/>
-              </w:rPr>
-              <w:t xml:space="preserve"> </w:t>
-            </w:r>
-            <w:proofErr w:type="spellStart"/>
-            <w:r>
-              <w:rPr>
-                <w:rFonts w:ascii="Tahoma" w:hAnsi="Tahoma" w:cs="Tahoma"/>
-                <w:sz w:val="18"/>
-                <w:szCs w:val="18"/>
-              </w:rPr>
-              <w:t>solid</w:t>
-            </w:r>
-            <w:proofErr w:type="spellEnd"/>
-            <w:r>
-              <w:rPr>
-                <w:rFonts w:ascii="Tahoma" w:hAnsi="Tahoma" w:cs="Tahoma"/>
-                <w:sz w:val="18"/>
-                <w:szCs w:val="18"/>
-              </w:rPr>
-              <w:t xml:space="preserve"> </w:t>
-            </w:r>
-            <w:proofErr w:type="spellStart"/>
-            <w:r>
-              <w:rPr>
-                <w:rFonts w:ascii="Tahoma" w:hAnsi="Tahoma" w:cs="Tahoma"/>
-                <w:sz w:val="18"/>
-                <w:szCs w:val="18"/>
-              </w:rPr>
-              <w:t>matter</w:t>
-            </w:r>
-            <w:proofErr w:type="spellEnd"/>
-            <w:r>
-              <w:rPr>
-                <w:rFonts w:ascii="Tahoma" w:hAnsi="Tahoma" w:cs="Tahoma"/>
-                <w:sz w:val="18"/>
-                <w:szCs w:val="18"/>
-              </w:rPr>
-              <w:t xml:space="preserve"> and </w:t>
-            </w:r>
-            <w:proofErr w:type="spellStart"/>
-            <w:r>
-              <w:rPr>
-                <w:rFonts w:ascii="Tahoma" w:hAnsi="Tahoma" w:cs="Tahoma"/>
-                <w:sz w:val="18"/>
-                <w:szCs w:val="18"/>
-              </w:rPr>
-              <w:t>undissolved</w:t>
-            </w:r>
-            <w:proofErr w:type="spellEnd"/>
-            <w:r>
-              <w:rPr>
-                <w:rFonts w:ascii="Tahoma" w:hAnsi="Tahoma" w:cs="Tahoma"/>
-                <w:sz w:val="18"/>
-                <w:szCs w:val="18"/>
-              </w:rPr>
-              <w:t xml:space="preserve"> </w:t>
-            </w:r>
-            <w:proofErr w:type="spellStart"/>
-            <w:r>
-              <w:rPr>
-                <w:rFonts w:ascii="Tahoma" w:hAnsi="Tahoma" w:cs="Tahoma"/>
-                <w:sz w:val="18"/>
-                <w:szCs w:val="18"/>
-              </w:rPr>
-              <w:t>water</w:t>
-            </w:r>
-            <w:proofErr w:type="spellEnd"/>
-            <w:r>
-              <w:rPr>
-                <w:rFonts w:ascii="Tahoma" w:hAnsi="Tahoma" w:cs="Tahoma"/>
-                <w:sz w:val="18"/>
-                <w:szCs w:val="18"/>
-              </w:rPr>
-              <w:t xml:space="preserve"> at </w:t>
-            </w:r>
-            <w:proofErr w:type="spellStart"/>
-            <w:r>
-              <w:rPr>
-                <w:rFonts w:ascii="Tahoma" w:hAnsi="Tahoma" w:cs="Tahoma"/>
-                <w:sz w:val="18"/>
-                <w:szCs w:val="18"/>
-              </w:rPr>
-              <w:t>ambient</w:t>
-            </w:r>
-            <w:proofErr w:type="spellEnd"/>
-            <w:r>
-              <w:rPr>
-                <w:rFonts w:ascii="Tahoma" w:hAnsi="Tahoma" w:cs="Tahoma"/>
-                <w:sz w:val="18"/>
-                <w:szCs w:val="18"/>
-              </w:rPr>
-              <w:t xml:space="preserve"> </w:t>
-            </w:r>
-            <w:proofErr w:type="spellStart"/>
-            <w:r>
-              <w:rPr>
-                <w:rFonts w:ascii="Tahoma" w:hAnsi="Tahoma" w:cs="Tahoma"/>
-                <w:sz w:val="18"/>
-                <w:szCs w:val="18"/>
-              </w:rPr>
-              <w:t>temperature</w:t>
-            </w:r>
-            <w:proofErr w:type="spellEnd"/>
-            <w:r>
-              <w:rPr>
-                <w:rFonts w:ascii="Tahoma" w:hAnsi="Tahoma" w:cs="Tahoma"/>
-                <w:sz w:val="18"/>
-                <w:szCs w:val="18"/>
-              </w:rPr>
-              <w:t>.</w:t>
+              <w:t>Claro, brillante y visualmente libre de materia sólida y agua no disuelta a temperatura ambiente / Clear, bright and visually free from solid matter and undissolved water at ambient temperature.</w:t>
             </w:r>
           </w:p>
         </w:tc>
@@ -2491,7 +2019,6 @@
               </w:rPr>
               <w:t xml:space="preserve">≥ 4 </w:t>
             </w:r>
-            <w:proofErr w:type="spellStart"/>
             <w:r>
               <w:rPr>
                 <w:rFonts w:ascii="Tahoma" w:hAnsi="Tahoma" w:cs="Tahoma"/>
@@ -2500,7 +2027,6 @@
               </w:rPr>
               <w:t>μm</w:t>
             </w:r>
-            <w:proofErr w:type="spellEnd"/>
             <w:r>
               <w:rPr>
                 <w:rFonts w:ascii="Tahoma" w:hAnsi="Tahoma" w:cs="Tahoma"/>
@@ -2653,7 +2179,6 @@
               </w:rPr>
               <w:t xml:space="preserve">≥ 6 </w:t>
             </w:r>
-            <w:proofErr w:type="spellStart"/>
             <w:r>
               <w:rPr>
                 <w:rFonts w:ascii="Tahoma" w:hAnsi="Tahoma" w:cs="Tahoma"/>
@@ -2662,7 +2187,6 @@
               </w:rPr>
               <w:t>μm</w:t>
             </w:r>
-            <w:proofErr w:type="spellEnd"/>
             <w:r>
               <w:rPr>
                 <w:rFonts w:ascii="Tahoma" w:hAnsi="Tahoma" w:cs="Tahoma"/>
@@ -2815,7 +2339,6 @@
               </w:rPr>
               <w:t xml:space="preserve">≥ 14 </w:t>
             </w:r>
-            <w:proofErr w:type="spellStart"/>
             <w:r>
               <w:rPr>
                 <w:rFonts w:ascii="Tahoma" w:hAnsi="Tahoma" w:cs="Tahoma"/>
@@ -2824,7 +2347,6 @@
               </w:rPr>
               <w:t>μm</w:t>
             </w:r>
-            <w:proofErr w:type="spellEnd"/>
             <w:r>
               <w:rPr>
                 <w:rFonts w:ascii="Tahoma" w:hAnsi="Tahoma" w:cs="Tahoma"/>
@@ -2977,7 +2499,6 @@
               </w:rPr>
               <w:t xml:space="preserve">≥ 21 </w:t>
             </w:r>
-            <w:proofErr w:type="spellStart"/>
             <w:r>
               <w:rPr>
                 <w:rFonts w:ascii="Tahoma" w:hAnsi="Tahoma" w:cs="Tahoma"/>
@@ -2986,7 +2507,6 @@
               </w:rPr>
               <w:t>μm</w:t>
             </w:r>
-            <w:proofErr w:type="spellEnd"/>
             <w:r>
               <w:rPr>
                 <w:rFonts w:ascii="Tahoma" w:hAnsi="Tahoma" w:cs="Tahoma"/>
@@ -3139,7 +2659,6 @@
               </w:rPr>
               <w:t xml:space="preserve">≥ 25 </w:t>
             </w:r>
-            <w:proofErr w:type="spellStart"/>
             <w:r>
               <w:rPr>
                 <w:rFonts w:ascii="Tahoma" w:hAnsi="Tahoma" w:cs="Tahoma"/>
@@ -3148,7 +2667,6 @@
               </w:rPr>
               <w:t>μm</w:t>
             </w:r>
-            <w:proofErr w:type="spellEnd"/>
             <w:r>
               <w:rPr>
                 <w:rFonts w:ascii="Tahoma" w:hAnsi="Tahoma" w:cs="Tahoma"/>
@@ -3301,7 +2819,6 @@
               </w:rPr>
               <w:t xml:space="preserve">≥ 30 </w:t>
             </w:r>
-            <w:proofErr w:type="spellStart"/>
             <w:r>
               <w:rPr>
                 <w:rFonts w:ascii="Tahoma" w:hAnsi="Tahoma" w:cs="Tahoma"/>
@@ -3310,7 +2827,6 @@
               </w:rPr>
               <w:t>μm</w:t>
             </w:r>
-            <w:proofErr w:type="spellEnd"/>
             <w:r>
               <w:rPr>
                 <w:rFonts w:ascii="Tahoma" w:hAnsi="Tahoma" w:cs="Tahoma"/>
@@ -4319,19 +3835,8 @@
                 <w:sz w:val="18"/>
                 <w:szCs w:val="18"/>
               </w:rPr>
-              <w:t xml:space="preserve">Azufre </w:t>
-            </w:r>
-            <w:proofErr w:type="spellStart"/>
-            <w:r>
-              <w:rPr>
-                <w:rFonts w:ascii="Tahoma" w:hAnsi="Tahoma" w:cs="Tahoma"/>
-                <w:color w:val="000000"/>
-                <w:sz w:val="18"/>
-                <w:szCs w:val="18"/>
-              </w:rPr>
-              <w:t>mercaptan</w:t>
-            </w:r>
-            <w:proofErr w:type="spellEnd"/>
+              <w:t>Azufre mercaptan</w:t>
+            </w:r>
             <w:r>
               <w:rPr>
                 <w:rFonts w:ascii="Tahoma" w:hAnsi="Tahoma" w:cs="Tahoma"/>
@@ -4846,19 +4351,8 @@
                 <w:sz w:val="18"/>
                 <w:szCs w:val="18"/>
               </w:rPr>
-              <w:t xml:space="preserve">Componentes No </w:t>
-            </w:r>
-            <w:proofErr w:type="spellStart"/>
-            <w:r>
-              <w:rPr>
-                <w:rFonts w:ascii="Tahoma" w:hAnsi="Tahoma" w:cs="Tahoma"/>
-                <w:color w:val="000000"/>
-                <w:sz w:val="18"/>
-                <w:szCs w:val="18"/>
-              </w:rPr>
-              <w:t>Hidroprocesados</w:t>
-            </w:r>
-            <w:proofErr w:type="spellEnd"/>
+              <w:t>Componentes No Hidroprocesados</w:t>
+            </w:r>
             <w:r>
               <w:rPr>
                 <w:rFonts w:ascii="Tahoma" w:hAnsi="Tahoma" w:cs="Tahoma"/>
@@ -5027,27 +4521,7 @@
                 <w:sz w:val="18"/>
                 <w:szCs w:val="18"/>
               </w:rPr>
-              <w:t xml:space="preserve">Severamente </w:t>
-            </w:r>
-            <w:proofErr w:type="spellStart"/>
-            <w:r>
-              <w:rPr>
-                <w:rFonts w:ascii="Tahoma" w:hAnsi="Tahoma" w:cs="Tahoma"/>
-                <w:color w:val="000000"/>
-                <w:sz w:val="18"/>
-                <w:szCs w:val="18"/>
-              </w:rPr>
-              <w:t>Hidroprocesados</w:t>
-            </w:r>
-            <w:proofErr w:type="spellEnd"/>
-            <w:r>
-              <w:rPr>
-                <w:rFonts w:ascii="Tahoma" w:hAnsi="Tahoma" w:cs="Tahoma"/>
-                <w:color w:val="000000"/>
-                <w:sz w:val="18"/>
-                <w:szCs w:val="18"/>
-              </w:rPr>
-              <w:t xml:space="preserve"> </w:t>
+              <w:t xml:space="preserve">Severamente Hidroprocesados </w:t>
             </w:r>
             <w:r>
               <w:rPr>
@@ -6241,27 +5715,7 @@
                 <w:sz w:val="18"/>
                 <w:szCs w:val="18"/>
               </w:rPr>
-              <w:t xml:space="preserve"> (</w:t>
-            </w:r>
-            <w:proofErr w:type="spellStart"/>
-            <w:r>
-              <w:rPr>
-                <w:rFonts w:ascii="Tahoma" w:hAnsi="Tahoma" w:cs="Tahoma"/>
-                <w:color w:val="000000"/>
-                <w:sz w:val="18"/>
-                <w:szCs w:val="18"/>
-              </w:rPr>
-              <w:t>ºC</w:t>
-            </w:r>
-            <w:proofErr w:type="spellEnd"/>
-            <w:r>
-              <w:rPr>
-                <w:rFonts w:ascii="Tahoma" w:hAnsi="Tahoma" w:cs="Tahoma"/>
-                <w:color w:val="000000"/>
-                <w:sz w:val="18"/>
-                <w:szCs w:val="18"/>
-              </w:rPr>
-              <w:t>)</w:t>
+              <w:t xml:space="preserve"> (ºC)</w:t>
             </w:r>
           </w:p>
         </w:tc>
@@ -6425,27 +5879,7 @@
                 <w:sz w:val="18"/>
                 <w:szCs w:val="18"/>
               </w:rPr>
-              <w:t xml:space="preserve"> (</w:t>
-            </w:r>
-            <w:proofErr w:type="spellStart"/>
-            <w:r>
-              <w:rPr>
-                <w:rFonts w:ascii="Tahoma" w:hAnsi="Tahoma" w:cs="Tahoma"/>
-                <w:color w:val="000000"/>
-                <w:sz w:val="18"/>
-                <w:szCs w:val="18"/>
-              </w:rPr>
-              <w:t>ºC</w:t>
-            </w:r>
-            <w:proofErr w:type="spellEnd"/>
-            <w:r>
-              <w:rPr>
-                <w:rFonts w:ascii="Tahoma" w:hAnsi="Tahoma" w:cs="Tahoma"/>
-                <w:color w:val="000000"/>
-                <w:sz w:val="18"/>
-                <w:szCs w:val="18"/>
-              </w:rPr>
-              <w:t>)</w:t>
+              <w:t xml:space="preserve"> (ºC)</w:t>
             </w:r>
             <w:r>
               <w:rPr>
@@ -6602,27 +6036,7 @@
                 <w:sz w:val="18"/>
                 <w:szCs w:val="18"/>
               </w:rPr>
-              <w:t>(</w:t>
-            </w:r>
-            <w:proofErr w:type="spellStart"/>
-            <w:r>
-              <w:rPr>
-                <w:rFonts w:ascii="Tahoma" w:hAnsi="Tahoma" w:cs="Tahoma"/>
-                <w:color w:val="000000"/>
-                <w:sz w:val="18"/>
-                <w:szCs w:val="18"/>
-              </w:rPr>
-              <w:t>ºC</w:t>
-            </w:r>
-            <w:proofErr w:type="spellEnd"/>
-            <w:r>
-              <w:rPr>
-                <w:rFonts w:ascii="Tahoma" w:hAnsi="Tahoma" w:cs="Tahoma"/>
-                <w:color w:val="000000"/>
-                <w:sz w:val="18"/>
-                <w:szCs w:val="18"/>
-              </w:rPr>
-              <w:t>)</w:t>
+              <w:t>(ºC)</w:t>
             </w:r>
             <w:r>
               <w:rPr>
@@ -6779,27 +6193,7 @@
                 <w:sz w:val="18"/>
                 <w:szCs w:val="18"/>
               </w:rPr>
-              <w:t xml:space="preserve">(% </w:t>
-            </w:r>
-            <w:proofErr w:type="spellStart"/>
-            <w:r>
-              <w:rPr>
-                <w:rFonts w:ascii="Tahoma" w:hAnsi="Tahoma" w:cs="Tahoma"/>
-                <w:color w:val="000000"/>
-                <w:sz w:val="18"/>
-                <w:szCs w:val="18"/>
-              </w:rPr>
-              <w:t>vol</w:t>
-            </w:r>
-            <w:proofErr w:type="spellEnd"/>
-            <w:r>
-              <w:rPr>
-                <w:rFonts w:ascii="Tahoma" w:hAnsi="Tahoma" w:cs="Tahoma"/>
-                <w:color w:val="000000"/>
-                <w:sz w:val="18"/>
-                <w:szCs w:val="18"/>
-              </w:rPr>
-              <w:t>)</w:t>
+              <w:t>(% vol)</w:t>
             </w:r>
           </w:p>
         </w:tc>
@@ -6963,27 +6357,7 @@
                 <w:sz w:val="18"/>
                 <w:szCs w:val="18"/>
               </w:rPr>
-              <w:t xml:space="preserve">(% </w:t>
-            </w:r>
-            <w:proofErr w:type="spellStart"/>
-            <w:r>
-              <w:rPr>
-                <w:rFonts w:ascii="Tahoma" w:hAnsi="Tahoma" w:cs="Tahoma"/>
-                <w:color w:val="000000"/>
-                <w:sz w:val="18"/>
-                <w:szCs w:val="18"/>
-              </w:rPr>
-              <w:t>vol</w:t>
-            </w:r>
-            <w:proofErr w:type="spellEnd"/>
-            <w:r>
-              <w:rPr>
-                <w:rFonts w:ascii="Tahoma" w:hAnsi="Tahoma" w:cs="Tahoma"/>
-                <w:color w:val="000000"/>
-                <w:sz w:val="18"/>
-                <w:szCs w:val="18"/>
-              </w:rPr>
-              <w:t>)</w:t>
+              <w:t>(% vol)</w:t>
             </w:r>
           </w:p>
         </w:tc>
@@ -7147,27 +6521,7 @@
                 <w:sz w:val="18"/>
                 <w:szCs w:val="18"/>
               </w:rPr>
-              <w:t xml:space="preserve">(% </w:t>
-            </w:r>
-            <w:proofErr w:type="spellStart"/>
-            <w:r>
-              <w:rPr>
-                <w:rFonts w:ascii="Tahoma" w:hAnsi="Tahoma" w:cs="Tahoma"/>
-                <w:color w:val="000000"/>
-                <w:sz w:val="18"/>
-                <w:szCs w:val="18"/>
-              </w:rPr>
-              <w:t>vol</w:t>
-            </w:r>
-            <w:proofErr w:type="spellEnd"/>
-            <w:r>
-              <w:rPr>
-                <w:rFonts w:ascii="Tahoma" w:hAnsi="Tahoma" w:cs="Tahoma"/>
-                <w:color w:val="000000"/>
-                <w:sz w:val="18"/>
-                <w:szCs w:val="18"/>
-              </w:rPr>
-              <w:t>)</w:t>
+              <w:t>(% vol)</w:t>
             </w:r>
             <w:r>
               <w:rPr>
@@ -7329,27 +6683,7 @@
                 <w:sz w:val="18"/>
                 <w:szCs w:val="18"/>
               </w:rPr>
-              <w:t xml:space="preserve"> (</w:t>
-            </w:r>
-            <w:proofErr w:type="spellStart"/>
-            <w:r>
-              <w:rPr>
-                <w:rFonts w:ascii="Tahoma" w:hAnsi="Tahoma" w:cs="Tahoma"/>
-                <w:color w:val="000000"/>
-                <w:sz w:val="18"/>
-                <w:szCs w:val="18"/>
-              </w:rPr>
-              <w:t>ºC</w:t>
-            </w:r>
-            <w:proofErr w:type="spellEnd"/>
-            <w:r>
-              <w:rPr>
-                <w:rFonts w:ascii="Tahoma" w:hAnsi="Tahoma" w:cs="Tahoma"/>
-                <w:color w:val="000000"/>
-                <w:sz w:val="18"/>
-                <w:szCs w:val="18"/>
-              </w:rPr>
-              <w:t>)</w:t>
+              <w:t xml:space="preserve"> (ºC)</w:t>
             </w:r>
           </w:p>
         </w:tc>
@@ -7966,27 +7300,7 @@
                 <w:sz w:val="18"/>
                 <w:szCs w:val="18"/>
               </w:rPr>
-              <w:t>(</w:t>
-            </w:r>
-            <w:proofErr w:type="spellStart"/>
-            <w:r>
-              <w:rPr>
-                <w:rFonts w:ascii="Tahoma" w:hAnsi="Tahoma" w:cs="Tahoma"/>
-                <w:color w:val="000000"/>
-                <w:sz w:val="18"/>
-                <w:szCs w:val="18"/>
-              </w:rPr>
-              <w:t>ºC</w:t>
-            </w:r>
-            <w:proofErr w:type="spellEnd"/>
-            <w:r>
-              <w:rPr>
-                <w:rFonts w:ascii="Tahoma" w:hAnsi="Tahoma" w:cs="Tahoma"/>
-                <w:color w:val="000000"/>
-                <w:sz w:val="18"/>
-                <w:szCs w:val="18"/>
-              </w:rPr>
-              <w:t>)</w:t>
+              <w:t>(ºC)</w:t>
             </w:r>
           </w:p>
         </w:tc>
@@ -8262,27 +7576,7 @@
                 <w:sz w:val="18"/>
                 <w:szCs w:val="18"/>
               </w:rPr>
-              <w:t xml:space="preserve">/s – </w:t>
-            </w:r>
-            <w:proofErr w:type="spellStart"/>
-            <w:r>
-              <w:rPr>
-                <w:rFonts w:ascii="Tahoma" w:hAnsi="Tahoma" w:cs="Tahoma"/>
-                <w:color w:val="000000"/>
-                <w:sz w:val="18"/>
-                <w:szCs w:val="18"/>
-              </w:rPr>
-              <w:t>cSt</w:t>
-            </w:r>
-            <w:proofErr w:type="spellEnd"/>
-            <w:r>
-              <w:rPr>
-                <w:rFonts w:ascii="Tahoma" w:hAnsi="Tahoma" w:cs="Tahoma"/>
-                <w:color w:val="000000"/>
-                <w:sz w:val="18"/>
-                <w:szCs w:val="18"/>
-              </w:rPr>
-              <w:t>)</w:t>
+              <w:t>/s – cSt)</w:t>
             </w:r>
           </w:p>
         </w:tc>
@@ -9394,27 +8688,7 @@
                 <w:sz w:val="18"/>
                 <w:szCs w:val="18"/>
               </w:rPr>
-              <w:t xml:space="preserve"> (% </w:t>
-            </w:r>
-            <w:proofErr w:type="spellStart"/>
-            <w:r>
-              <w:rPr>
-                <w:rFonts w:ascii="Tahoma" w:hAnsi="Tahoma" w:cs="Tahoma"/>
-                <w:color w:val="000000"/>
-                <w:sz w:val="18"/>
-                <w:szCs w:val="18"/>
-              </w:rPr>
-              <w:t>vol</w:t>
-            </w:r>
-            <w:proofErr w:type="spellEnd"/>
-            <w:r>
-              <w:rPr>
-                <w:rFonts w:ascii="Tahoma" w:hAnsi="Tahoma" w:cs="Tahoma"/>
-                <w:color w:val="000000"/>
-                <w:sz w:val="18"/>
-                <w:szCs w:val="18"/>
-              </w:rPr>
-              <w:t>)</w:t>
+              <w:t xml:space="preserve"> (% vol)</w:t>
             </w:r>
           </w:p>
         </w:tc>
@@ -9806,25 +9080,14 @@
               </w:rPr>
               <w:t xml:space="preserve"> </w:t>
             </w:r>
-            <w:proofErr w:type="spellStart"/>
-            <w:r>
-              <w:rPr>
-                <w:rFonts w:ascii="Tahoma" w:hAnsi="Tahoma" w:cs="Tahoma"/>
-                <w:color w:val="000000"/>
-                <w:sz w:val="18"/>
-                <w:szCs w:val="18"/>
-              </w:rPr>
-              <w:t>ºC</w:t>
-            </w:r>
-            <w:proofErr w:type="spellEnd"/>
-            <w:r>
-              <w:rPr>
-                <w:rFonts w:ascii="Tahoma" w:hAnsi="Tahoma" w:cs="Tahoma"/>
-                <w:color w:val="000000"/>
-                <w:sz w:val="18"/>
-                <w:szCs w:val="18"/>
-              </w:rPr>
-              <w:t>)</w:t>
+            <w:r>
+              <w:rPr>
+                <w:rFonts w:ascii="Tahoma" w:hAnsi="Tahoma" w:cs="Tahoma"/>
+                <w:color w:val="000000"/>
+                <w:sz w:val="18"/>
+                <w:szCs w:val="18"/>
+              </w:rPr>
+              <w:t>ºC)</w:t>
             </w:r>
           </w:p>
         </w:tc>
@@ -10153,27 +9416,7 @@
                 <w:sz w:val="18"/>
                 <w:szCs w:val="18"/>
               </w:rPr>
-              <w:t>(</w:t>
-            </w:r>
-            <w:proofErr w:type="spellStart"/>
-            <w:r>
-              <w:rPr>
-                <w:rFonts w:ascii="Tahoma" w:hAnsi="Tahoma" w:cs="Tahoma"/>
-                <w:color w:val="000000"/>
-                <w:sz w:val="18"/>
-                <w:szCs w:val="18"/>
-              </w:rPr>
-              <w:t>ºC</w:t>
-            </w:r>
-            <w:proofErr w:type="spellEnd"/>
-            <w:r>
-              <w:rPr>
-                <w:rFonts w:ascii="Tahoma" w:hAnsi="Tahoma" w:cs="Tahoma"/>
-                <w:color w:val="000000"/>
-                <w:sz w:val="18"/>
-                <w:szCs w:val="18"/>
-              </w:rPr>
-              <w:t>)</w:t>
+              <w:t>(ºC)</w:t>
             </w:r>
           </w:p>
         </w:tc>
@@ -10786,25 +10029,7 @@
                 <w:sz w:val="18"/>
                 <w:szCs w:val="18"/>
               </w:rPr>
-              <w:t xml:space="preserve">(mg/100 </w:t>
-            </w:r>
-            <w:proofErr w:type="spellStart"/>
-            <w:r>
-              <w:rPr>
-                <w:rFonts w:ascii="Tahoma" w:hAnsi="Tahoma" w:cs="Tahoma"/>
-                <w:sz w:val="18"/>
-                <w:szCs w:val="18"/>
-              </w:rPr>
-              <w:t>mL</w:t>
-            </w:r>
-            <w:proofErr w:type="spellEnd"/>
-            <w:r>
-              <w:rPr>
-                <w:rFonts w:ascii="Tahoma" w:hAnsi="Tahoma" w:cs="Tahoma"/>
-                <w:sz w:val="18"/>
-                <w:szCs w:val="18"/>
-              </w:rPr>
-              <w:t>)</w:t>
+              <w:t>(mg/100 mL)</w:t>
             </w:r>
           </w:p>
         </w:tc>
@@ -11054,7 +10279,43 @@
                 <w:sz w:val="18"/>
                 <w:szCs w:val="18"/>
               </w:rPr>
-              <w:t>Índice de separación (</w:t>
+              <w:t xml:space="preserve">Índice de </w:t>
+            </w:r>
+            <w:r>
+              <w:rPr>
+                <w:rFonts w:ascii="Tahoma" w:hAnsi="Tahoma" w:cs="Tahoma"/>
+                <w:color w:val="000000"/>
+                <w:sz w:val="18"/>
+                <w:szCs w:val="18"/>
+              </w:rPr>
+              <w:t>S</w:t>
+            </w:r>
+            <w:r>
+              <w:rPr>
+                <w:rFonts w:ascii="Tahoma" w:hAnsi="Tahoma" w:cs="Tahoma"/>
+                <w:color w:val="000000"/>
+                <w:sz w:val="18"/>
+                <w:szCs w:val="18"/>
+              </w:rPr>
+              <w:t>eparación</w:t>
+            </w:r>
+            <w:r>
+              <w:rPr>
+                <w:rFonts w:ascii="Tahoma" w:hAnsi="Tahoma" w:cs="Tahoma"/>
+                <w:color w:val="000000"/>
+                <w:sz w:val="18"/>
+                <w:szCs w:val="18"/>
+              </w:rPr>
+              <w:t xml:space="preserve"> de Agua</w:t>
+            </w:r>
+            <w:r>
+              <w:rPr>
+                <w:rFonts w:ascii="Tahoma" w:hAnsi="Tahoma" w:cs="Tahoma"/>
+                <w:color w:val="000000"/>
+                <w:sz w:val="18"/>
+                <w:szCs w:val="18"/>
+              </w:rPr>
+              <w:t xml:space="preserve"> (</w:t>
             </w:r>
             <w:r>
               <w:rPr>
@@ -11091,29 +10352,7 @@
                 <w:sz w:val="18"/>
                 <w:szCs w:val="18"/>
               </w:rPr>
-              <w:t>«</w:t>
-            </w:r>
-            <w:proofErr w:type="spellStart"/>
-            <w:r>
-              <w:rPr>
-                <w:rFonts w:ascii="Tahoma" w:hAnsi="Tahoma" w:cs="Tahoma"/>
-                <w:noProof/>
-                <w:color w:val="000000"/>
-                <w:sz w:val="18"/>
-                <w:szCs w:val="18"/>
-              </w:rPr>
-              <w:t>T_agua</w:t>
-            </w:r>
-            <w:proofErr w:type="spellEnd"/>
-            <w:r>
-              <w:rPr>
-                <w:rFonts w:ascii="Tahoma" w:hAnsi="Tahoma" w:cs="Tahoma"/>
-                <w:noProof/>
-                <w:color w:val="000000"/>
-                <w:sz w:val="18"/>
-                <w:szCs w:val="18"/>
-              </w:rPr>
-              <w:t>»</w:t>
+              <w:t>«T_agua»</w:t>
             </w:r>
             <w:r>
               <w:rPr>
@@ -11577,27 +10816,7 @@
                 <w:sz w:val="18"/>
                 <w:szCs w:val="18"/>
               </w:rPr>
-              <w:t xml:space="preserve"> (</w:t>
-            </w:r>
-            <w:proofErr w:type="spellStart"/>
-            <w:r>
-              <w:rPr>
-                <w:rFonts w:ascii="Tahoma" w:hAnsi="Tahoma" w:cs="Tahoma"/>
-                <w:color w:val="000000"/>
-                <w:sz w:val="18"/>
-                <w:szCs w:val="18"/>
-              </w:rPr>
-              <w:t>pS</w:t>
-            </w:r>
-            <w:proofErr w:type="spellEnd"/>
-            <w:r>
-              <w:rPr>
-                <w:rFonts w:ascii="Tahoma" w:hAnsi="Tahoma" w:cs="Tahoma"/>
-                <w:color w:val="000000"/>
-                <w:sz w:val="18"/>
-                <w:szCs w:val="18"/>
-              </w:rPr>
-              <w:t>/m)</w:t>
+              <w:t xml:space="preserve"> (pS/m)</w:t>
             </w:r>
           </w:p>
         </w:tc>
@@ -11882,18 +11101,8 @@
                 <w:sz w:val="18"/>
                 <w:szCs w:val="18"/>
               </w:rPr>
-              <w:t xml:space="preserve"> </w:t>
-            </w:r>
-            <w:proofErr w:type="spellStart"/>
-            <w:r>
-              <w:rPr>
-                <w:rFonts w:ascii="Tahoma" w:hAnsi="Tahoma" w:cs="Tahoma"/>
-                <w:sz w:val="18"/>
-                <w:szCs w:val="18"/>
-              </w:rPr>
-              <w:t>ºC</w:t>
-            </w:r>
-            <w:proofErr w:type="spellEnd"/>
+              <w:t xml:space="preserve"> ºC</w:t>
+            </w:r>
           </w:p>
         </w:tc>
         <w:tc>
@@ -12056,27 +11265,7 @@
                 <w:sz w:val="18"/>
                 <w:szCs w:val="18"/>
               </w:rPr>
-              <w:t xml:space="preserve">Antioxidante: total en el </w:t>
-            </w:r>
-            <w:proofErr w:type="spellStart"/>
-            <w:r>
-              <w:rPr>
-                <w:rFonts w:ascii="Tahoma" w:hAnsi="Tahoma" w:cs="Tahoma"/>
-                <w:color w:val="000000"/>
-                <w:sz w:val="18"/>
-                <w:szCs w:val="18"/>
-              </w:rPr>
-              <w:t>batch</w:t>
-            </w:r>
-            <w:proofErr w:type="spellEnd"/>
-            <w:r>
-              <w:rPr>
-                <w:rFonts w:ascii="Tahoma" w:hAnsi="Tahoma" w:cs="Tahoma"/>
-                <w:color w:val="000000"/>
-                <w:sz w:val="18"/>
-                <w:szCs w:val="18"/>
-              </w:rPr>
-              <w:t xml:space="preserve"> (opcional)</w:t>
+              <w:t>Antioxidante: total en el batch (opcional)</w:t>
             </w:r>
             <w:r>
               <w:rPr>
@@ -12552,43 +11741,7 @@
           <w:sz w:val="18"/>
           <w:szCs w:val="18"/>
         </w:rPr>
-        <w:t xml:space="preserve">Se deja constancia que las muestras fueron analizadas por los métodos de ensayo indicados y que el lote representado por estas muestras es acorde a ASTM D1655 (última edición) y AFQRJOS </w:t>
-      </w:r>
-      <w:proofErr w:type="spellStart"/>
-      <w:r>
-        <w:rPr>
-          <w:rFonts w:ascii="Tahoma" w:hAnsi="Tahoma" w:cs="Tahoma"/>
-          <w:sz w:val="18"/>
-          <w:szCs w:val="18"/>
-        </w:rPr>
-        <w:t>Checklist</w:t>
-      </w:r>
-      <w:proofErr w:type="spellEnd"/>
-      <w:r>
-        <w:rPr>
-          <w:rFonts w:ascii="Tahoma" w:hAnsi="Tahoma" w:cs="Tahoma"/>
-          <w:sz w:val="18"/>
-          <w:szCs w:val="18"/>
-        </w:rPr>
-        <w:t xml:space="preserve"> </w:t>
-      </w:r>
-      <w:proofErr w:type="spellStart"/>
-      <w:r>
-        <w:rPr>
-          <w:rFonts w:ascii="Tahoma" w:hAnsi="Tahoma" w:cs="Tahoma"/>
-          <w:sz w:val="18"/>
-          <w:szCs w:val="18"/>
-        </w:rPr>
-        <w:t>Issue</w:t>
-      </w:r>
-      <w:proofErr w:type="spellEnd"/>
-      <w:r>
-        <w:rPr>
-          <w:rFonts w:ascii="Tahoma" w:hAnsi="Tahoma" w:cs="Tahoma"/>
-          <w:sz w:val="18"/>
-          <w:szCs w:val="18"/>
-        </w:rPr>
-        <w:t xml:space="preserve"> 3</w:t>
+        <w:t>Se deja constancia que las muestras fueron analizadas por los métodos de ensayo indicados y que el lote representado por estas muestras es acorde a ASTM D1655 (última edición) y AFQRJOS Checklist Issue 3</w:t>
       </w:r>
       <w:r>
         <w:rPr>
@@ -12650,115 +11803,7 @@
           <w:sz w:val="18"/>
           <w:szCs w:val="18"/>
         </w:rPr>
-        <w:t xml:space="preserve">No determinado en el Laboratorio / Not </w:t>
-      </w:r>
-      <w:proofErr w:type="spellStart"/>
-      <w:r>
-        <w:rPr>
-          <w:rFonts w:ascii="Tahoma" w:hAnsi="Tahoma" w:cs="Tahoma"/>
-          <w:sz w:val="18"/>
-          <w:szCs w:val="18"/>
-        </w:rPr>
-        <w:t>carried</w:t>
-      </w:r>
-      <w:proofErr w:type="spellEnd"/>
-      <w:r>
-        <w:rPr>
-          <w:rFonts w:ascii="Tahoma" w:hAnsi="Tahoma" w:cs="Tahoma"/>
-          <w:sz w:val="18"/>
-          <w:szCs w:val="18"/>
-        </w:rPr>
-        <w:t xml:space="preserve"> </w:t>
-      </w:r>
-      <w:proofErr w:type="spellStart"/>
-      <w:r>
-        <w:rPr>
-          <w:rFonts w:ascii="Tahoma" w:hAnsi="Tahoma" w:cs="Tahoma"/>
-          <w:sz w:val="18"/>
-          <w:szCs w:val="18"/>
-        </w:rPr>
-        <w:t>out</w:t>
-      </w:r>
-      <w:proofErr w:type="spellEnd"/>
-      <w:r>
-        <w:rPr>
-          <w:rFonts w:ascii="Tahoma" w:hAnsi="Tahoma" w:cs="Tahoma"/>
-          <w:sz w:val="18"/>
-          <w:szCs w:val="18"/>
-        </w:rPr>
-        <w:t xml:space="preserve"> </w:t>
-      </w:r>
-      <w:proofErr w:type="spellStart"/>
-      <w:r>
-        <w:rPr>
-          <w:rFonts w:ascii="Tahoma" w:hAnsi="Tahoma" w:cs="Tahoma"/>
-          <w:sz w:val="18"/>
-          <w:szCs w:val="18"/>
-        </w:rPr>
-        <w:t>by</w:t>
-      </w:r>
-      <w:proofErr w:type="spellEnd"/>
-      <w:r>
-        <w:rPr>
-          <w:rFonts w:ascii="Tahoma" w:hAnsi="Tahoma" w:cs="Tahoma"/>
-          <w:sz w:val="18"/>
-          <w:szCs w:val="18"/>
-        </w:rPr>
-        <w:t xml:space="preserve"> </w:t>
-      </w:r>
-      <w:proofErr w:type="spellStart"/>
-      <w:r>
-        <w:rPr>
-          <w:rFonts w:ascii="Tahoma" w:hAnsi="Tahoma" w:cs="Tahoma"/>
-          <w:sz w:val="18"/>
-          <w:szCs w:val="18"/>
-        </w:rPr>
-        <w:t>Laboratory</w:t>
-      </w:r>
-      <w:proofErr w:type="spellEnd"/>
-      <w:r>
-        <w:rPr>
-          <w:rFonts w:ascii="Tahoma" w:hAnsi="Tahoma" w:cs="Tahoma"/>
-          <w:sz w:val="18"/>
-          <w:szCs w:val="18"/>
-        </w:rPr>
-        <w:t xml:space="preserve"> (informado por / </w:t>
-      </w:r>
-      <w:proofErr w:type="spellStart"/>
-      <w:r>
-        <w:rPr>
-          <w:rFonts w:ascii="Tahoma" w:hAnsi="Tahoma" w:cs="Tahoma"/>
-          <w:sz w:val="18"/>
-          <w:szCs w:val="18"/>
-        </w:rPr>
-        <w:t>reported</w:t>
-      </w:r>
-      <w:proofErr w:type="spellEnd"/>
-      <w:r>
-        <w:rPr>
-          <w:rFonts w:ascii="Tahoma" w:hAnsi="Tahoma" w:cs="Tahoma"/>
-          <w:sz w:val="18"/>
-          <w:szCs w:val="18"/>
-        </w:rPr>
-        <w:t xml:space="preserve"> </w:t>
-      </w:r>
-      <w:proofErr w:type="spellStart"/>
-      <w:r>
-        <w:rPr>
-          <w:rFonts w:ascii="Tahoma" w:hAnsi="Tahoma" w:cs="Tahoma"/>
-          <w:sz w:val="18"/>
-          <w:szCs w:val="18"/>
-        </w:rPr>
-        <w:t>by</w:t>
-      </w:r>
-      <w:proofErr w:type="spellEnd"/>
-      <w:r>
-        <w:rPr>
-          <w:rFonts w:ascii="Tahoma" w:hAnsi="Tahoma" w:cs="Tahoma"/>
-          <w:sz w:val="18"/>
-          <w:szCs w:val="18"/>
-        </w:rPr>
-        <w:t xml:space="preserve"> Dpto. Operaciones</w:t>
+        <w:t>No determinado en el Laboratorio / Not carried out by Laboratory (informado por / reported by Dpto. Operaciones</w:t>
       </w:r>
       <w:r>
         <w:rPr>
